--- a/players-guide/PlayersGuide.docx
+++ b/players-guide/PlayersGuide.docx
@@ -16,10 +16,11 @@
           <w:b/>
           <w:bCs/>
           <w:color w:val="D2691E"/>
+          <w:spacing w:val="40"/>
           <w:sz w:val="88"/>
           <w:szCs w:val="88"/>
         </w:rPr>
-        <w:t xml:space="preserve">Ludify RPL</w:t>
+        <w:t xml:space="preserve">LUDUS</w:t>
       </w:r>
     </w:p>
     <w:p>
@@ -32,7 +33,7 @@
           <w:sz w:val="30"/>
           <w:szCs w:val="30"/>
         </w:rPr>
-        <w:t xml:space="preserve">Roleplaying Language</w:t>
+        <w:t xml:space="preserve">A Ludify language roleplaying system</w:t>
       </w:r>
     </w:p>
     <w:p>
@@ -53,7 +54,20 @@
     </w:p>
     <w:p>
       <w:pPr>
-        <w:spacing w:after="1800"/>
+        <w:spacing w:before="60"/>
+      </w:pPr>
+      <w:r>
+        <w:rPr>
+          <w:color w:val="898781"/>
+          <w:sz w:val="21"/>
+          <w:szCs w:val="21"/>
+        </w:rPr>
+        <w:t xml:space="preserve">v2.0 · September 2026</w:t>
+      </w:r>
+    </w:p>
+    <w:p>
+      <w:pPr>
+        <w:spacing w:after="1740"/>
       </w:pPr>
     </w:p>
     <w:p>
@@ -99,7 +113,7 @@
           <w:sz w:val="64"/>
           <w:szCs w:val="64"/>
         </w:rPr>
-        <w:t xml:space="preserve">Welcome to Ludify RPL</w:t>
+        <w:t xml:space="preserve">Welcome to Ludus</w:t>
       </w:r>
     </w:p>
     <w:tbl>
@@ -168,7 +182,7 @@
           <w:sz w:val="22"/>
           <w:szCs w:val="22"/>
         </w:rPr>
-        <w:t xml:space="preserve">Ludify RPL</w:t>
+        <w:t xml:space="preserve">Ludus</w:t>
       </w:r>
       <w:r>
         <w:rPr>
@@ -251,7 +265,7 @@
           <w:sz w:val="22"/>
           <w:szCs w:val="22"/>
         </w:rPr>
-        <w:t xml:space="preserve">Ludify RPL</w:t>
+        <w:t xml:space="preserve">Ludus</w:t>
       </w:r>
       <w:r>
         <w:rPr>
@@ -304,7 +318,7 @@
           <w:sz w:val="22"/>
           <w:szCs w:val="22"/>
         </w:rPr>
-        <w:t xml:space="preserve">Ludify RPL</w:t>
+        <w:t xml:space="preserve">Ludus</w:t>
       </w:r>
       <w:r>
         <w:rPr>
@@ -1027,7 +1041,7 @@
                 <w:sz w:val="19"/>
                 <w:szCs w:val="19"/>
               </w:rPr>
-              <w:t xml:space="preserve">25</w:t>
+              <w:t xml:space="preserve">26</w:t>
             </w:r>
           </w:p>
         </w:tc>
@@ -1078,7 +1092,7 @@
                 <w:sz w:val="19"/>
                 <w:szCs w:val="19"/>
               </w:rPr>
-              <w:t xml:space="preserve">How you earn them, how you spend them.</w:t>
+              <w:t xml:space="preserve">The two things you spend at the table: rerolls, and room to talk.</w:t>
             </w:r>
           </w:p>
         </w:tc>
@@ -1100,7 +1114,7 @@
                 <w:sz w:val="19"/>
                 <w:szCs w:val="19"/>
               </w:rPr>
-              <w:t xml:space="preserve">28</w:t>
+              <w:t xml:space="preserve">29</w:t>
             </w:r>
           </w:p>
         </w:tc>
@@ -1173,7 +1187,7 @@
                 <w:sz w:val="19"/>
                 <w:szCs w:val="19"/>
               </w:rPr>
-              <w:t xml:space="preserve">30</w:t>
+              <w:t xml:space="preserve">32</w:t>
             </w:r>
           </w:p>
         </w:tc>
@@ -1246,7 +1260,7 @@
                 <w:sz w:val="19"/>
                 <w:szCs w:val="19"/>
               </w:rPr>
-              <w:t xml:space="preserve">32</w:t>
+              <w:t xml:space="preserve">34</w:t>
             </w:r>
           </w:p>
         </w:tc>
@@ -1297,7 +1311,7 @@
                 <w:sz w:val="19"/>
                 <w:szCs w:val="19"/>
               </w:rPr>
-              <w:t xml:space="preserve">Homework, punctuality, showing up ready.</w:t>
+              <w:t xml:space="preserve">Homework, punctuality, showing up ready — and what each one is worth.</w:t>
             </w:r>
           </w:p>
         </w:tc>
@@ -1319,7 +1333,7 @@
                 <w:sz w:val="19"/>
                 <w:szCs w:val="19"/>
               </w:rPr>
-              <w:t xml:space="preserve">34</w:t>
+              <w:t xml:space="preserve">36</w:t>
             </w:r>
           </w:p>
         </w:tc>
@@ -1392,7 +1406,7 @@
                 <w:sz w:val="19"/>
                 <w:szCs w:val="19"/>
               </w:rPr>
-              <w:t xml:space="preserve">35</w:t>
+              <w:t xml:space="preserve">37</w:t>
             </w:r>
           </w:p>
         </w:tc>
@@ -1465,7 +1479,7 @@
                 <w:sz w:val="19"/>
                 <w:szCs w:val="19"/>
               </w:rPr>
-              <w:t xml:space="preserve">36</w:t>
+              <w:t xml:space="preserve">38</w:t>
             </w:r>
           </w:p>
         </w:tc>
@@ -1538,7 +1552,7 @@
                 <w:sz w:val="19"/>
                 <w:szCs w:val="19"/>
               </w:rPr>
-              <w:t xml:space="preserve">44</w:t>
+              <w:t xml:space="preserve">47</w:t>
             </w:r>
           </w:p>
         </w:tc>
@@ -2646,7 +2660,7 @@
           <w:sz w:val="22"/>
           <w:szCs w:val="22"/>
         </w:rPr>
-        <w:t xml:space="preserve">Ludify RPL</w:t>
+        <w:t xml:space="preserve">Ludus</w:t>
       </w:r>
       <w:r>
         <w:rPr>
@@ -3951,6 +3965,14 @@
           <w:p>
             <w:r>
               <w:rPr>
+                <w:color w:val="52514E"/>
+                <w:sz w:val="19"/>
+                <w:szCs w:val="19"/>
+              </w:rPr>
+              <w:t xml:space="preserve">Three </w:t>
+            </w:r>
+            <w:r>
+              <w:rPr>
                 <w:b/>
                 <w:bCs/>
                 <w:color w:val="2A78D6"/>
@@ -3965,7 +3987,7 @@
                 <w:sz w:val="19"/>
                 <w:szCs w:val="19"/>
               </w:rPr>
-              <w:t xml:space="preserve"> and </w:t>
+              <w:t xml:space="preserve">, and the </w:t>
             </w:r>
             <w:r>
               <w:rPr>
@@ -3983,7 +4005,7 @@
                 <w:sz w:val="19"/>
                 <w:szCs w:val="19"/>
               </w:rPr>
-              <w:t xml:space="preserve"> (Chapter 8).</w:t>
+              <w:t xml:space="preserve"> you earned last week (Chapter 8).</w:t>
             </w:r>
           </w:p>
         </w:tc>
@@ -4005,7 +4027,7 @@
                 <w:sz w:val="19"/>
                 <w:szCs w:val="19"/>
               </w:rPr>
-              <w:t xml:space="preserve">Every session. They reset, and they never bank forward.</w:t>
+              <w:t xml:space="preserve">Every session. Tokens reset to three; points are whatever you earned at the last debrief.</w:t>
             </w:r>
           </w:p>
         </w:tc>
@@ -4284,7 +4306,7 @@
                 <w:sz w:val="19"/>
                 <w:szCs w:val="19"/>
               </w:rPr>
-              <w:t xml:space="preserve">Your coins, handfuls and bags, and the four distances this game uses instead of metres (Chapter 6).</w:t>
+              <w:t xml:space="preserve">Your coins, handfuls and bags — you start with three handfuls — and the four distances this game uses instead of metres (Chapter 6).</w:t>
             </w:r>
           </w:p>
         </w:tc>
@@ -8888,7 +8910,7 @@
                 <w:sz w:val="19"/>
                 <w:szCs w:val="19"/>
               </w:rPr>
-              <w:t xml:space="preserve">, whatever the dice say.</w:t>
+              <w:t xml:space="preserve"> for next week, whatever the dice say.</w:t>
             </w:r>
           </w:p>
         </w:tc>
@@ -10493,7 +10515,7 @@
           <w:sz w:val="22"/>
           <w:szCs w:val="22"/>
         </w:rPr>
-        <w:t xml:space="preserve">Ludify RPL</w:t>
+        <w:t xml:space="preserve">Ludus</w:t>
       </w:r>
       <w:r>
         <w:rPr>
@@ -13073,25 +13095,7 @@
                 <w:sz w:val="19"/>
                 <w:szCs w:val="19"/>
               </w:rPr>
-              <w:t xml:space="preserve">No growth in this game ever hands you a +1. The </w:t>
-            </w:r>
-            <w:r>
-              <w:rPr>
-                <w:b/>
-                <w:bCs/>
-                <w:color w:val="2A78D6"/>
-                <w:sz w:val="19"/>
-                <w:szCs w:val="19"/>
-              </w:rPr>
-              <w:t xml:space="preserve">Homework Bonus</w:t>
-            </w:r>
-            <w:r>
-              <w:rPr>
-                <w:color w:val="52514E"/>
-                <w:sz w:val="19"/>
-                <w:szCs w:val="19"/>
-              </w:rPr>
-              <w:t xml:space="preserve"> (Chapter 11) is the only bonus of its kind that exists, it comes from studying, and it is capped at once per session.</w:t>
+              <w:t xml:space="preserve">No growth in this game ever hands you a +1, and neither does anything else. There is no exception anywhere in this book. What effort buys you is a reroll — a second chance at the same dice — never better dice.</w:t>
             </w:r>
           </w:p>
         </w:tc>
@@ -15547,7 +15551,7 @@
                 <w:sz w:val="19"/>
                 <w:szCs w:val="19"/>
               </w:rPr>
-              <w:t xml:space="preserve">Enough for a meal, a bed, or one ordinary useful thing.</w:t>
+              <w:t xml:space="preserve">A meal, a bed for the night, a good rope.</w:t>
             </w:r>
           </w:p>
         </w:tc>
@@ -15598,7 +15602,7 @@
                 <w:sz w:val="19"/>
                 <w:szCs w:val="19"/>
               </w:rPr>
-              <w:t xml:space="preserve">Ten coins. Enough to matter for a week.</w:t>
+              <w:t xml:space="preserve">Ten coins. A decent weapon, a week of lodging. Enough to matter for a week.</w:t>
             </w:r>
           </w:p>
         </w:tc>
@@ -15649,7 +15653,7 @@
                 <w:sz w:val="19"/>
                 <w:szCs w:val="19"/>
               </w:rPr>
-              <w:t xml:space="preserve">Ten handfuls. Enough to change what you are able to attempt.</w:t>
+              <w:t xml:space="preserve">Ten handfuls. A horse, a forged document, a bribe that works.</w:t>
             </w:r>
           </w:p>
         </w:tc>
@@ -15700,7 +15704,7 @@
                 <w:sz w:val="19"/>
                 <w:szCs w:val="19"/>
               </w:rPr>
-              <w:t xml:space="preserve">Ten bags — and as much as any one person can carry. Spend it, store it, or give it away.</w:t>
+              <w:t xml:space="preserve">Ten bags. A house, a ship, a name that opens doors. The ceiling.</w:t>
             </w:r>
           </w:p>
         </w:tc>
@@ -15725,6 +15729,75 @@
         </w:rPr>
         <w:t xml:space="preserve">Mark the boxes on your sheet as you go. When ten coins fill up, rub them out and mark one handful instead — the same way ten of anything becomes one of the next thing up, in any language you have ever counted in.</w:t>
       </w:r>
+    </w:p>
+    <w:p>
+      <w:pPr>
+        <w:spacing w:after="120"/>
+      </w:pPr>
+    </w:p>
+    <w:tbl>
+      <w:tblPr>
+        <w:tblW w:type="dxa" w:w="10080"/>
+        <w:tblBorders>
+          <w:top w:val="single" w:color="2A78D6" w:sz="6"/>
+          <w:left w:val="single" w:color="2A78D6" w:sz="6"/>
+          <w:bottom w:val="single" w:color="2A78D6" w:sz="6"/>
+          <w:right w:val="single" w:color="2A78D6" w:sz="6"/>
+          <w:insideH w:val="none" w:color="FFFFFF" w:sz="0"/>
+          <w:insideV w:val="none" w:color="FFFFFF" w:sz="0"/>
+        </w:tblBorders>
+      </w:tblPr>
+      <w:tblGrid>
+        <w:gridCol w:w="10080"/>
+      </w:tblGrid>
+      <w:tr>
+        <w:trPr>
+          <w:cantSplit/>
+        </w:trPr>
+        <w:tc>
+          <w:tcPr>
+            <w:tcW w:type="dxa" w:w="10080"/>
+            <w:shd w:fill="F2F2F0" w:color="auto" w:val="clear"/>
+            <w:tcMar>
+              <w:top w:type="dxa" w:w="140"/>
+              <w:left w:type="dxa" w:w="200"/>
+              <w:bottom w:type="dxa" w:w="140"/>
+              <w:right w:type="dxa" w:w="200"/>
+            </w:tcMar>
+          </w:tcPr>
+          <w:p>
+            <w:pPr>
+              <w:spacing w:after="60"/>
+            </w:pPr>
+            <w:r>
+              <w:rPr>
+                <w:b/>
+                <w:bCs/>
+                <w:color w:val="2A78D6"/>
+                <w:spacing w:val="15"/>
+                <w:sz w:val="18"/>
+                <w:szCs w:val="18"/>
+              </w:rPr>
+              <w:t xml:space="preserve">WHAT YOU START WITH</w:t>
+            </w:r>
+          </w:p>
+          <w:p>
+            <w:r>
+              <w:rPr>
+                <w:color w:val="0B0B0B"/>
+                <w:sz w:val="20"/>
+                <w:szCs w:val="20"/>
+              </w:rPr>
+              <w:t xml:space="preserve">Every character begins with three handfuls — the same amount, whoever you are and whatever your Archetype. It is enough that nobody has to worry about a meal or a bed, and nowhere near the bag that a horse or a bribe that works costs. You cannot buy your way out of your first real problem, and that is the point.</w:t>
+            </w:r>
+          </w:p>
+        </w:tc>
+      </w:tr>
+    </w:tbl>
+    <w:p>
+      <w:pPr>
+        <w:spacing w:after="120"/>
+      </w:pPr>
     </w:p>
     <w:p>
       <w:pPr>
@@ -18209,6 +18282,85 @@
       </w:r>
     </w:p>
     <w:p>
+      <w:pPr>
+        <w:spacing w:after="140"/>
+      </w:pPr>
+    </w:p>
+    <w:p>
+      <w:pPr>
+        <w:spacing w:after="160"/>
+      </w:pPr>
+      <w:r>
+        <w:rPr>
+          <w:i w:val="false"/>
+          <w:iCs w:val="false"/>
+          <w:color w:val="0B0B0B"/>
+          <w:sz w:val="22"/>
+          <w:szCs w:val="22"/>
+        </w:rPr>
+        <w:t xml:space="preserve">Her money is already written too — three handfuls, the same as everyone else at the table. So her GM asks the one question that comes with it: “Where did this money come from?”</w:t>
+      </w:r>
+    </w:p>
+    <w:tbl>
+      <w:tblPr>
+        <w:tblW w:type="dxa" w:w="10080"/>
+        <w:tblBorders>
+          <w:top w:val="single" w:color="0CA30C" w:sz="6"/>
+          <w:left w:val="single" w:color="0CA30C" w:sz="6"/>
+          <w:bottom w:val="single" w:color="0CA30C" w:sz="6"/>
+          <w:right w:val="single" w:color="0CA30C" w:sz="6"/>
+          <w:insideH w:val="none" w:color="FFFFFF" w:sz="0"/>
+          <w:insideV w:val="none" w:color="FFFFFF" w:sz="0"/>
+        </w:tblBorders>
+      </w:tblPr>
+      <w:tblGrid>
+        <w:gridCol w:w="10080"/>
+      </w:tblGrid>
+      <w:tr>
+        <w:trPr>
+          <w:cantSplit/>
+        </w:trPr>
+        <w:tc>
+          <w:tcPr>
+            <w:tcW w:type="dxa" w:w="10080"/>
+            <w:shd w:fill="F2F2F0" w:color="auto" w:val="clear"/>
+            <w:tcMar>
+              <w:top w:type="dxa" w:w="140"/>
+              <w:left w:type="dxa" w:w="200"/>
+              <w:bottom w:type="dxa" w:w="140"/>
+              <w:right w:type="dxa" w:w="200"/>
+            </w:tcMar>
+          </w:tcPr>
+          <w:p>
+            <w:pPr>
+              <w:spacing w:after="60"/>
+            </w:pPr>
+            <w:r>
+              <w:rPr>
+                <w:b/>
+                <w:bCs/>
+                <w:color w:val="0CA30C"/>
+                <w:spacing w:val="15"/>
+                <w:sz w:val="18"/>
+                <w:szCs w:val="18"/>
+              </w:rPr>
+              <w:t xml:space="preserve">EXAMPLE</w:t>
+            </w:r>
+          </w:p>
+          <w:p>
+            <w:r>
+              <w:rPr>
+                <w:color w:val="0B0B0B"/>
+                <w:sz w:val="20"/>
+                <w:szCs w:val="20"/>
+              </w:rPr>
+              <w:t xml:space="preserve">Ana thinks for a second. “My family gave it to me when I left. They think I am coming back.” Nobody wrote that on a sheet, and it took eight seconds. The campaign now owes her a family, and the GM has a thread to pull in about three sessions.</w:t>
+            </w:r>
+          </w:p>
+        </w:tc>
+      </w:tr>
+    </w:tbl>
+    <w:p>
       <w:r>
         <w:br w:type="page"/>
       </w:r>
@@ -18263,7 +18415,7 @@
           <w:sz w:val="22"/>
           <w:szCs w:val="22"/>
         </w:rPr>
-        <w:t xml:space="preserve">, zero </w:t>
+        <w:t xml:space="preserve">. Zero </w:t>
       </w:r>
       <w:r>
         <w:rPr>
@@ -18285,29 +18437,7 @@
           <w:sz w:val="22"/>
           <w:szCs w:val="22"/>
         </w:rPr>
-        <w:t xml:space="preserve">, </w:t>
-      </w:r>
-      <w:r>
-        <w:rPr>
-          <w:b/>
-          <w:bCs/>
-          <w:i w:val="false"/>
-          <w:iCs w:val="false"/>
-          <w:color w:val="2A78D6"/>
-          <w:sz w:val="22"/>
-          <w:szCs w:val="22"/>
-        </w:rPr>
-        <w:t xml:space="preserve">Homework Bonus</w:t>
-      </w:r>
-      <w:r>
-        <w:rPr>
-          <w:i w:val="false"/>
-          <w:iCs w:val="false"/>
-          <w:color w:val="0B0B0B"/>
-          <w:sz w:val="22"/>
-          <w:szCs w:val="22"/>
-        </w:rPr>
-        <w:t xml:space="preserve"> box empty until she earns it. </w:t>
+        <w:t xml:space="preserve">, because points are earned at the end of a session and she has not played one yet. Three handfuls of coins. </w:t>
       </w:r>
       <w:r>
         <w:rPr>
@@ -19086,25 +19216,58 @@
                 <w:sz w:val="19"/>
                 <w:szCs w:val="19"/>
               </w:rPr>
-              <w:t xml:space="preserve"> · </w:t>
-            </w:r>
-            <w:r>
-              <w:rPr>
-                <w:b/>
-                <w:bCs/>
-                <w:color w:val="2A78D6"/>
-                <w:sz w:val="19"/>
-                <w:szCs w:val="19"/>
-              </w:rPr>
-              <w:t xml:space="preserve">Homework Bonus</w:t>
-            </w:r>
-            <w:r>
-              <w:rPr>
-                <w:color w:val="52514E"/>
-                <w:sz w:val="19"/>
-                <w:szCs w:val="19"/>
-              </w:rPr>
-              <w:t xml:space="preserve"> unchecked</w:t>
+              <w:t xml:space="preserve"> — she has not played a session yet</w:t>
+            </w:r>
+          </w:p>
+        </w:tc>
+      </w:tr>
+      <w:tr>
+        <w:trPr>
+          <w:cantSplit/>
+        </w:trPr>
+        <w:tc>
+          <w:tcPr>
+            <w:tcW w:type="dxa" w:w="3400"/>
+            <w:shd w:fill="FFFFFF" w:color="auto" w:val="clear"/>
+            <w:tcMar>
+              <w:top w:type="dxa" w:w="80"/>
+              <w:left w:type="dxa" w:w="120"/>
+              <w:bottom w:type="dxa" w:w="80"/>
+              <w:right w:type="dxa" w:w="120"/>
+            </w:tcMar>
+          </w:tcPr>
+          <w:p>
+            <w:r>
+              <w:rPr>
+                <w:b/>
+                <w:bCs/>
+                <w:color w:val="0B0B0B"/>
+                <w:sz w:val="19"/>
+                <w:szCs w:val="19"/>
+              </w:rPr>
+              <w:t xml:space="preserve">Money</w:t>
+            </w:r>
+          </w:p>
+        </w:tc>
+        <w:tc>
+          <w:tcPr>
+            <w:tcW w:type="dxa" w:w="6680"/>
+            <w:shd w:fill="FFFFFF" w:color="auto" w:val="clear"/>
+            <w:tcMar>
+              <w:top w:type="dxa" w:w="80"/>
+              <w:left w:type="dxa" w:w="120"/>
+              <w:bottom w:type="dxa" w:w="80"/>
+              <w:right w:type="dxa" w:w="120"/>
+            </w:tcMar>
+          </w:tcPr>
+          <w:p>
+            <w:r>
+              <w:rPr>
+                <w:color w:val="52514E"/>
+                <w:sz w:val="19"/>
+                <w:szCs w:val="19"/>
+              </w:rPr>
+              <w:t xml:space="preserve">Three handfuls</w:t>
             </w:r>
           </w:p>
         </w:tc>
@@ -19245,7 +19408,7 @@
                 <w:sz w:val="22"/>
                 <w:szCs w:val="22"/>
               </w:rPr>
-              <w:t xml:space="preserve">Diego could let the moment pass — nod, say something short, move on. Or he could spend the token burning a hole in his character sheet and make the next thirty seconds entirely his.</w:t>
+              <w:t xml:space="preserve">Diego could let the moment pass — nod, say something short, move on. Or he could put the token on the table and make the next thirty seconds entirely his.</w:t>
             </w:r>
           </w:p>
         </w:tc>
@@ -19268,7 +19431,7 @@
           <w:sz w:val="22"/>
           <w:szCs w:val="22"/>
         </w:rPr>
-        <w:t xml:space="preserve">Under Resources on your sheet (Chapter 3) sit two small pools of currency: </w:t>
+        <w:t xml:space="preserve">Under Resources on your sheet (Chapter 3) sit two small pools. They are easy to tell apart once you know what each one is for. </w:t>
       </w:r>
       <w:r>
         <w:rPr>
@@ -19290,7 +19453,7 @@
           <w:sz w:val="22"/>
           <w:szCs w:val="22"/>
         </w:rPr>
-        <w:t xml:space="preserve"> and </w:t>
+        <w:t xml:space="preserve"> are about airtime — they buy you room in the scene. </w:t>
       </w:r>
       <w:r>
         <w:rPr>
@@ -19312,44 +19475,38 @@
           <w:sz w:val="22"/>
           <w:szCs w:val="22"/>
         </w:rPr>
-        <w:t xml:space="preserve">. Both refill at the start of every session. Both are entirely yours to spend, on your own timing, with no permission needed. And both exist for the same underlying reason — to put a little more control over the shape of a session, and a little more reward for stretching your English, directly in your hands.</w:t>
-      </w:r>
-    </w:p>
-    <w:p>
-      <w:pPr>
-        <w:spacing w:after="160"/>
-      </w:pPr>
-      <w:r>
-        <w:rPr>
-          <w:i w:val="false"/>
-          <w:iCs w:val="false"/>
-          <w:color w:val="0B0B0B"/>
-          <w:sz w:val="22"/>
-          <w:szCs w:val="22"/>
-        </w:rPr>
-        <w:t xml:space="preserve">They're easy to tell apart once you know what each one is for. </w:t>
-      </w:r>
+        <w:t xml:space="preserve"> are about the dice — they buy you a second chance on a roll. Neither one raises a Focus, neither one is required to play, and neither one is a reward for being good at English.</w:t>
+      </w:r>
+    </w:p>
+    <w:p>
+      <w:pPr>
+        <w:keepNext/>
+        <w:spacing w:after="100" w:before="280"/>
+      </w:pPr>
       <w:r>
         <w:rPr>
           <w:b/>
           <w:bCs/>
-          <w:i w:val="false"/>
-          <w:iCs w:val="false"/>
-          <w:color w:val="2A78D6"/>
-          <w:sz w:val="22"/>
-          <w:szCs w:val="22"/>
+          <w:color w:val="0B0B0B"/>
+          <w:sz w:val="26"/>
+          <w:szCs w:val="26"/>
         </w:rPr>
         <w:t xml:space="preserve">Spotlight Tokens</w:t>
       </w:r>
-      <w:r>
-        <w:rPr>
-          <w:i w:val="false"/>
-          <w:iCs w:val="false"/>
-          <w:color w:val="0B0B0B"/>
-          <w:sz w:val="22"/>
-          <w:szCs w:val="22"/>
-        </w:rPr>
-        <w:t xml:space="preserve"> are about airtime — they buy you room in the scene. </w:t>
+    </w:p>
+    <w:p>
+      <w:pPr>
+        <w:spacing w:after="160"/>
+      </w:pPr>
+      <w:r>
+        <w:rPr>
+          <w:i w:val="false"/>
+          <w:iCs w:val="false"/>
+          <w:color w:val="0B0B0B"/>
+          <w:sz w:val="22"/>
+          <w:szCs w:val="22"/>
+        </w:rPr>
+        <w:t xml:space="preserve">You start every session with 3 </w:t>
       </w:r>
       <w:r>
         <w:rPr>
@@ -19361,70 +19518,17 @@
           <w:sz w:val="22"/>
           <w:szCs w:val="22"/>
         </w:rPr>
-        <w:t xml:space="preserve">Language Points</w:t>
-      </w:r>
-      <w:r>
-        <w:rPr>
-          <w:i w:val="false"/>
-          <w:iCs w:val="false"/>
-          <w:color w:val="0B0B0B"/>
-          <w:sz w:val="22"/>
-          <w:szCs w:val="22"/>
-        </w:rPr>
-        <w:t xml:space="preserve"> are about the dice — they buy you a second chance on a roll. Neither one makes your Focus rating go up, and neither one is required to play; plenty of good sessions end with tokens or points left unspent.</w:t>
-      </w:r>
-    </w:p>
-    <w:p>
-      <w:pPr>
-        <w:keepNext/>
-        <w:spacing w:after="100" w:before="280"/>
-      </w:pPr>
-      <w:r>
-        <w:rPr>
-          <w:b/>
-          <w:bCs/>
-          <w:color w:val="0B0B0B"/>
-          <w:sz w:val="26"/>
-          <w:szCs w:val="26"/>
-        </w:rPr>
         <w:t xml:space="preserve">Spotlight Tokens</w:t>
       </w:r>
-    </w:p>
-    <w:p>
-      <w:pPr>
-        <w:spacing w:after="160"/>
-      </w:pPr>
-      <w:r>
-        <w:rPr>
-          <w:i w:val="false"/>
-          <w:iCs w:val="false"/>
-          <w:color w:val="0B0B0B"/>
-          <w:sz w:val="22"/>
-          <w:szCs w:val="22"/>
-        </w:rPr>
-        <w:t xml:space="preserve">Every player starts each session with three </w:t>
-      </w:r>
-      <w:r>
-        <w:rPr>
-          <w:b/>
-          <w:bCs/>
-          <w:i w:val="false"/>
-          <w:iCs w:val="false"/>
-          <w:color w:val="2A78D6"/>
-          <w:sz w:val="22"/>
-          <w:szCs w:val="22"/>
-        </w:rPr>
-        <w:t xml:space="preserve">Spotlight Tokens</w:t>
-      </w:r>
-      <w:r>
-        <w:rPr>
-          <w:i w:val="false"/>
-          <w:iCs w:val="false"/>
-          <w:color w:val="0B0B0B"/>
-          <w:sz w:val="22"/>
-          <w:szCs w:val="22"/>
-        </w:rPr>
-        <w:t xml:space="preserve"> — the same three, whether you're just starting out or nearly fluent, no matter your Archetype. You don't earn more of them during play, and whatever's left over at the end of the session doesn't carry over to the next one. Spend them if the moment calls for it; don't hoard them for later.</w:t>
+      <w:r>
+        <w:rPr>
+          <w:i w:val="false"/>
+          <w:iCs w:val="false"/>
+          <w:color w:val="0B0B0B"/>
+          <w:sz w:val="22"/>
+          <w:szCs w:val="22"/>
+        </w:rPr>
+        <w:t xml:space="preserve"> — the same 3, whether this is your first week or your fiftieth, whatever your Archetype, whatever your English. You do not earn more during play. Whatever is left at the end of the night is gone, and next week you start with 3 again.</w:t>
       </w:r>
     </w:p>
     <w:p>
@@ -19439,29 +19543,7 @@
           <w:sz w:val="22"/>
           <w:szCs w:val="22"/>
         </w:rPr>
-        <w:t xml:space="preserve">Spend one </w:t>
-      </w:r>
-      <w:r>
-        <w:rPr>
-          <w:b/>
-          <w:bCs/>
-          <w:i w:val="false"/>
-          <w:iCs w:val="false"/>
-          <w:color w:val="2A78D6"/>
-          <w:sz w:val="22"/>
-          <w:szCs w:val="22"/>
-        </w:rPr>
-        <w:t xml:space="preserve">Spotlight Token</w:t>
-      </w:r>
-      <w:r>
-        <w:rPr>
-          <w:i w:val="false"/>
-          <w:iCs w:val="false"/>
-          <w:color w:val="0B0B0B"/>
-          <w:sz w:val="22"/>
-          <w:szCs w:val="22"/>
-        </w:rPr>
-        <w:t xml:space="preserve"> to claim an extended turn: a bigger beat that's fully about your character, for as long as it takes you to play it out. That might be a longer speech instead of one line, walking the table through your search of the ruins step by step instead of summarizing it, or a short flashback that explains why your character reacts the way they just did. The GM's job, once a token is on the table, is to slow down and let you have the scene.</w:t>
+        <w:t xml:space="preserve">Spend one. Claim an extended turn — a bigger beat that is fully yours, for as long as it takes to play it out. The GM slows down and gives you the scene. That might be a longer speech instead of one line, walking the table through your search of the ruins step by step instead of summarising it, or a short flashback that explains why your character just reacted that way.</w:t>
       </w:r>
     </w:p>
     <w:tbl>
@@ -19507,7 +19589,7 @@
                 <w:sz w:val="18"/>
                 <w:szCs w:val="18"/>
               </w:rPr>
-              <w:t xml:space="preserve">IN PRACTICE</w:t>
+              <w:t xml:space="preserve">ONE PER SCENE</w:t>
             </w:r>
           </w:p>
           <w:p>
@@ -19517,25 +19599,7 @@
                 <w:sz w:val="20"/>
                 <w:szCs w:val="20"/>
               </w:rPr>
-              <w:t xml:space="preserve">A </w:t>
-            </w:r>
-            <w:r>
-              <w:rPr>
-                <w:b/>
-                <w:bCs/>
-                <w:color w:val="2A78D6"/>
-                <w:sz w:val="20"/>
-                <w:szCs w:val="20"/>
-              </w:rPr>
-              <w:t xml:space="preserve">Spotlight Token</w:t>
-            </w:r>
-            <w:r>
-              <w:rPr>
-                <w:color w:val="0B0B0B"/>
-                <w:sz w:val="20"/>
-                <w:szCs w:val="20"/>
-              </w:rPr>
-              <w:t xml:space="preserve"> doesn't change any dice roll — it changes how much time and attention the table gives you. It's there to make room for more English, not to buy you a mechanical edge. If a Move happens during your extended turn, you still roll for it normally.</w:t>
+              <w:t xml:space="preserve">You may spend at most 1 token in any single scene. Three tokens are meant to last you a session, not an opening. If you burn them all in the first ten minutes you have spent your whole evening's claim on one argument at a gate.</w:t>
             </w:r>
           </w:p>
         </w:tc>
@@ -19543,19 +19607,8 @@
     </w:tbl>
     <w:p>
       <w:pPr>
-        <w:keepNext/>
-        <w:spacing w:after="100" w:before="280"/>
-      </w:pPr>
-      <w:r>
-        <w:rPr>
-          <w:b/>
-          <w:bCs/>
-          <w:color w:val="0B0B0B"/>
-          <w:sz w:val="26"/>
-          <w:szCs w:val="26"/>
-        </w:rPr>
-        <w:t xml:space="preserve">Language Points</w:t>
-      </w:r>
+        <w:spacing w:after="120"/>
+      </w:pPr>
     </w:p>
     <w:p>
       <w:pPr>
@@ -19569,110 +19622,7 @@
           <w:sz w:val="22"/>
           <w:szCs w:val="22"/>
         </w:rPr>
-        <w:t xml:space="preserve">You earn a </w:t>
-      </w:r>
-      <w:r>
-        <w:rPr>
-          <w:b/>
-          <w:bCs/>
-          <w:i w:val="false"/>
-          <w:iCs w:val="false"/>
-          <w:color w:val="2A78D6"/>
-          <w:sz w:val="22"/>
-          <w:szCs w:val="22"/>
-        </w:rPr>
-        <w:t xml:space="preserve">Language Point</w:t>
-      </w:r>
-      <w:r>
-        <w:rPr>
-          <w:i w:val="false"/>
-          <w:iCs w:val="false"/>
-          <w:color w:val="0B0B0B"/>
-          <w:sz w:val="22"/>
-          <w:szCs w:val="22"/>
-        </w:rPr>
-        <w:t xml:space="preserve"> every time you nail your </w:t>
-      </w:r>
-      <w:r>
-        <w:rPr>
-          <w:b/>
-          <w:bCs/>
-          <w:i w:val="false"/>
-          <w:iCs w:val="false"/>
-          <w:color w:val="2A78D6"/>
-          <w:sz w:val="22"/>
-          <w:szCs w:val="22"/>
-        </w:rPr>
-        <w:t xml:space="preserve">Language Focus</w:t>
-      </w:r>
-      <w:r>
-        <w:rPr>
-          <w:i w:val="false"/>
-          <w:iCs w:val="false"/>
-          <w:color w:val="0B0B0B"/>
-          <w:sz w:val="22"/>
-          <w:szCs w:val="22"/>
-        </w:rPr>
-        <w:t xml:space="preserve"> (Chapter 3) in the middle of a scene — your GM awards it on the spot, out loud, the moment it happens. There's no cap on how many you can earn in a session, and like </w:t>
-      </w:r>
-      <w:r>
-        <w:rPr>
-          <w:b/>
-          <w:bCs/>
-          <w:i w:val="false"/>
-          <w:iCs w:val="false"/>
-          <w:color w:val="2A78D6"/>
-          <w:sz w:val="22"/>
-          <w:szCs w:val="22"/>
-        </w:rPr>
-        <w:t xml:space="preserve">Spotlight Tokens</w:t>
-      </w:r>
-      <w:r>
-        <w:rPr>
-          <w:i w:val="false"/>
-          <w:iCs w:val="false"/>
-          <w:color w:val="0B0B0B"/>
-          <w:sz w:val="22"/>
-          <w:szCs w:val="22"/>
-        </w:rPr>
-        <w:t xml:space="preserve">, anything unspent when the session ends is gone; they don't bank forward.</w:t>
-      </w:r>
-    </w:p>
-    <w:p>
-      <w:pPr>
-        <w:spacing w:after="100"/>
-      </w:pPr>
-      <w:r>
-        <w:rPr>
-          <w:i w:val="false"/>
-          <w:iCs w:val="false"/>
-          <w:color w:val="0B0B0B"/>
-          <w:sz w:val="22"/>
-          <w:szCs w:val="22"/>
-        </w:rPr>
-        <w:t xml:space="preserve">Spend a </w:t>
-      </w:r>
-      <w:r>
-        <w:rPr>
-          <w:b/>
-          <w:bCs/>
-          <w:i w:val="false"/>
-          <w:iCs w:val="false"/>
-          <w:color w:val="2A78D6"/>
-          <w:sz w:val="22"/>
-          <w:szCs w:val="22"/>
-        </w:rPr>
-        <w:t xml:space="preserve">Language Point</w:t>
-      </w:r>
-      <w:r>
-        <w:rPr>
-          <w:i w:val="false"/>
-          <w:iCs w:val="false"/>
-          <w:color w:val="0B0B0B"/>
-          <w:sz w:val="22"/>
-          <w:szCs w:val="22"/>
-        </w:rPr>
-        <w:t xml:space="preserve"> to reroll a 2d6 you've already rolled for a Move. Re-add your Focus to the new roll and read the new total against the three outcome bands (Chapter 2) — even if it's worse. One point buys exactly one reroll; if you want to try again after that, it costs another point.</w:t>
+        <w:t xml:space="preserve">You can also give one away. You may hand a token to another player, saying in English why you want to hear from them. A given token is spent by its new owner in the same session.</w:t>
       </w:r>
     </w:p>
     <w:tbl>
@@ -19728,7 +19678,91 @@
                 <w:sz w:val="20"/>
                 <w:szCs w:val="20"/>
               </w:rPr>
-              <w:t xml:space="preserve">Diego's </w:t>
+              <w:t xml:space="preserve">Phillipe has two tokens left and nothing he wants them for. Juan has been quiet for twenty minutes. Phillipe slides one across: “I give this to Juan. I want to know what his character does when nobody is watching.” Juan now has four, and an invitation he did not have to ask for.</w:t>
+            </w:r>
+          </w:p>
+        </w:tc>
+      </w:tr>
+    </w:tbl>
+    <w:p>
+      <w:pPr>
+        <w:spacing w:after="120"/>
+      </w:pPr>
+    </w:p>
+    <w:p>
+      <w:pPr>
+        <w:spacing w:after="160"/>
+      </w:pPr>
+      <w:r>
+        <w:rPr>
+          <w:i/>
+          <w:iCs/>
+          <w:color w:val="0B0B0B"/>
+          <w:sz w:val="22"/>
+          <w:szCs w:val="22"/>
+        </w:rPr>
+        <w:t xml:space="preserve">Running out never means silence. You lose the right to claim a scene, not the right to play. You speak whenever the GM turns to you, like everybody else.</w:t>
+      </w:r>
+    </w:p>
+    <w:p>
+      <w:pPr>
+        <w:spacing w:after="140"/>
+      </w:pPr>
+    </w:p>
+    <w:tbl>
+      <w:tblPr>
+        <w:tblW w:type="dxa" w:w="10080"/>
+        <w:tblBorders>
+          <w:top w:val="single" w:color="2A78D6" w:sz="6"/>
+          <w:left w:val="single" w:color="2A78D6" w:sz="6"/>
+          <w:bottom w:val="single" w:color="2A78D6" w:sz="6"/>
+          <w:right w:val="single" w:color="2A78D6" w:sz="6"/>
+          <w:insideH w:val="none" w:color="FFFFFF" w:sz="0"/>
+          <w:insideV w:val="none" w:color="FFFFFF" w:sz="0"/>
+        </w:tblBorders>
+      </w:tblPr>
+      <w:tblGrid>
+        <w:gridCol w:w="10080"/>
+      </w:tblGrid>
+      <w:tr>
+        <w:trPr>
+          <w:cantSplit/>
+        </w:trPr>
+        <w:tc>
+          <w:tcPr>
+            <w:tcW w:type="dxa" w:w="10080"/>
+            <w:shd w:fill="F2F2F0" w:color="auto" w:val="clear"/>
+            <w:tcMar>
+              <w:top w:type="dxa" w:w="140"/>
+              <w:left w:type="dxa" w:w="200"/>
+              <w:bottom w:type="dxa" w:w="140"/>
+              <w:right w:type="dxa" w:w="200"/>
+            </w:tcMar>
+          </w:tcPr>
+          <w:p>
+            <w:pPr>
+              <w:spacing w:after="60"/>
+            </w:pPr>
+            <w:r>
+              <w:rPr>
+                <w:b/>
+                <w:bCs/>
+                <w:color w:val="2A78D6"/>
+                <w:spacing w:val="15"/>
+                <w:sz w:val="18"/>
+                <w:szCs w:val="18"/>
+              </w:rPr>
+              <w:t xml:space="preserve">IN PRACTICE</w:t>
+            </w:r>
+          </w:p>
+          <w:p>
+            <w:r>
+              <w:rPr>
+                <w:color w:val="0B0B0B"/>
+                <w:sz w:val="20"/>
+                <w:szCs w:val="20"/>
+              </w:rPr>
+              <w:t xml:space="preserve">A </w:t>
             </w:r>
             <w:r>
               <w:rPr>
@@ -19738,7 +19772,7 @@
                 <w:sz w:val="20"/>
                 <w:szCs w:val="20"/>
               </w:rPr>
-              <w:t xml:space="preserve">Language Focus</w:t>
+              <w:t xml:space="preserve">Spotlight Token</w:t>
             </w:r>
             <w:r>
               <w:rPr>
@@ -19746,48 +19780,434 @@
                 <w:sz w:val="20"/>
                 <w:szCs w:val="20"/>
               </w:rPr>
-              <w:t xml:space="preserve"> this week is commenting adverbs and the future perfect. Earlier in the session he used one flawlessly while warning the party about a trap — "Fortunately, I will have checked the mechanism before anyone touches it" — and banked a </w:t>
-            </w:r>
-            <w:r>
-              <w:rPr>
-                <w:b/>
-                <w:bCs/>
-                <w:color w:val="2A78D6"/>
-                <w:sz w:val="20"/>
-                <w:szCs w:val="20"/>
-              </w:rPr>
-              <w:t xml:space="preserve">Language Point</w:t>
-            </w:r>
+              <w:t xml:space="preserve"> never changes a dice roll. It changes how much time and attention the table gives you. If a Move happens during your extended turn, you roll it normally.</w:t>
+            </w:r>
+          </w:p>
+        </w:tc>
+      </w:tr>
+    </w:tbl>
+    <w:p>
+      <w:r>
+        <w:br w:type="page"/>
+      </w:r>
+    </w:p>
+    <w:p>
+      <w:pPr>
+        <w:keepNext/>
+        <w:spacing w:after="100" w:before="280"/>
+      </w:pPr>
+      <w:r>
+        <w:rPr>
+          <w:b/>
+          <w:bCs/>
+          <w:color w:val="0B0B0B"/>
+          <w:sz w:val="26"/>
+          <w:szCs w:val="26"/>
+        </w:rPr>
+        <w:t xml:space="preserve">Language Points</w:t>
+      </w:r>
+    </w:p>
+    <w:p>
+      <w:pPr>
+        <w:spacing w:after="100"/>
+      </w:pPr>
+      <w:r>
+        <w:rPr>
+          <w:i w:val="false"/>
+          <w:iCs w:val="false"/>
+          <w:color w:val="0B0B0B"/>
+          <w:sz w:val="22"/>
+          <w:szCs w:val="22"/>
+        </w:rPr>
+        <w:t xml:space="preserve">A </w:t>
+      </w:r>
+      <w:r>
+        <w:rPr>
+          <w:b/>
+          <w:bCs/>
+          <w:i w:val="false"/>
+          <w:iCs w:val="false"/>
+          <w:color w:val="2A78D6"/>
+          <w:sz w:val="22"/>
+          <w:szCs w:val="22"/>
+        </w:rPr>
+        <w:t xml:space="preserve">Language Point</w:t>
+      </w:r>
+      <w:r>
+        <w:rPr>
+          <w:i w:val="false"/>
+          <w:iCs w:val="false"/>
+          <w:color w:val="0B0B0B"/>
+          <w:sz w:val="22"/>
+          <w:szCs w:val="22"/>
+        </w:rPr>
+        <w:t xml:space="preserve"> is a reroll. You earn them for three things, and all three are counted out loud at the debrief, in the last ten minutes of the session.</w:t>
+      </w:r>
+    </w:p>
+    <w:tbl>
+      <w:tblPr>
+        <w:tblW w:type="dxa" w:w="10080"/>
+        <w:tblBorders>
+          <w:top w:val="single" w:color="898781" w:sz="4"/>
+          <w:left w:val="single" w:color="898781" w:sz="4"/>
+          <w:bottom w:val="single" w:color="898781" w:sz="4"/>
+          <w:right w:val="single" w:color="898781" w:sz="4"/>
+          <w:insideH w:val="single" w:color="E1E0D9" w:sz="2"/>
+          <w:insideV w:val="single" w:color="E1E0D9" w:sz="2"/>
+        </w:tblBorders>
+      </w:tblPr>
+      <w:tblGrid>
+        <w:gridCol w:w="7000"/>
+        <w:gridCol w:w="3080"/>
+      </w:tblGrid>
+      <w:tr>
+        <w:trPr>
+          <w:tblHeader/>
+        </w:trPr>
+        <w:tc>
+          <w:tcPr>
+            <w:tcW w:type="dxa" w:w="7000"/>
+            <w:shd w:fill="2A78D6" w:color="auto" w:val="clear"/>
+            <w:tcMar>
+              <w:top w:type="dxa" w:w="90"/>
+              <w:left w:type="dxa" w:w="120"/>
+              <w:bottom w:type="dxa" w:w="90"/>
+              <w:right w:type="dxa" w:w="120"/>
+            </w:tcMar>
+          </w:tcPr>
+          <w:p>
+            <w:r>
+              <w:rPr>
+                <w:b/>
+                <w:bCs/>
+                <w:color w:val="FFFFFF"/>
+                <w:sz w:val="18"/>
+                <w:szCs w:val="18"/>
+              </w:rPr>
+              <w:t xml:space="preserve">YOU EARN A POINT FOR</w:t>
+            </w:r>
+          </w:p>
+        </w:tc>
+        <w:tc>
+          <w:tcPr>
+            <w:tcW w:type="dxa" w:w="3080"/>
+            <w:shd w:fill="2A78D6" w:color="auto" w:val="clear"/>
+            <w:tcMar>
+              <w:top w:type="dxa" w:w="90"/>
+              <w:left w:type="dxa" w:w="120"/>
+              <w:bottom w:type="dxa" w:w="90"/>
+              <w:right w:type="dxa" w:w="120"/>
+            </w:tcMar>
+          </w:tcPr>
+          <w:p>
+            <w:r>
+              <w:rPr>
+                <w:b/>
+                <w:bCs/>
+                <w:color w:val="FFFFFF"/>
+                <w:sz w:val="18"/>
+                <w:szCs w:val="18"/>
+              </w:rPr>
+              <w:t xml:space="preserve">HOW MUCH</w:t>
+            </w:r>
+          </w:p>
+        </w:tc>
+      </w:tr>
+      <w:tr>
+        <w:trPr>
+          <w:cantSplit/>
+        </w:trPr>
+        <w:tc>
+          <w:tcPr>
+            <w:tcW w:type="dxa" w:w="7000"/>
+            <w:shd w:fill="FFFFFF" w:color="auto" w:val="clear"/>
+            <w:tcMar>
+              <w:top w:type="dxa" w:w="80"/>
+              <w:left w:type="dxa" w:w="120"/>
+              <w:bottom w:type="dxa" w:w="80"/>
+              <w:right w:type="dxa" w:w="120"/>
+            </w:tcMar>
+          </w:tcPr>
+          <w:p>
+            <w:r>
+              <w:rPr>
+                <w:b/>
+                <w:bCs/>
+                <w:color w:val="0B0B0B"/>
+                <w:sz w:val="19"/>
+                <w:szCs w:val="19"/>
+              </w:rPr>
+              <w:t xml:space="preserve">Homework done before the session</w:t>
+            </w:r>
+          </w:p>
+        </w:tc>
+        <w:tc>
+          <w:tcPr>
+            <w:tcW w:type="dxa" w:w="3080"/>
+            <w:shd w:fill="FFFFFF" w:color="auto" w:val="clear"/>
+            <w:tcMar>
+              <w:top w:type="dxa" w:w="80"/>
+              <w:left w:type="dxa" w:w="120"/>
+              <w:bottom w:type="dxa" w:w="80"/>
+              <w:right w:type="dxa" w:w="120"/>
+            </w:tcMar>
+          </w:tcPr>
+          <w:p>
+            <w:r>
+              <w:rPr>
+                <w:color w:val="52514E"/>
+                <w:sz w:val="19"/>
+                <w:szCs w:val="19"/>
+              </w:rPr>
+              <w:t xml:space="preserve">1 point</w:t>
+            </w:r>
+          </w:p>
+        </w:tc>
+      </w:tr>
+      <w:tr>
+        <w:trPr>
+          <w:cantSplit/>
+        </w:trPr>
+        <w:tc>
+          <w:tcPr>
+            <w:tcW w:type="dxa" w:w="7000"/>
+            <w:shd w:fill="F7F7F5" w:color="auto" w:val="clear"/>
+            <w:tcMar>
+              <w:top w:type="dxa" w:w="80"/>
+              <w:left w:type="dxa" w:w="120"/>
+              <w:bottom w:type="dxa" w:w="80"/>
+              <w:right w:type="dxa" w:w="120"/>
+            </w:tcMar>
+          </w:tcPr>
+          <w:p>
+            <w:r>
+              <w:rPr>
+                <w:b/>
+                <w:bCs/>
+                <w:color w:val="0B0B0B"/>
+                <w:sz w:val="19"/>
+                <w:szCs w:val="19"/>
+              </w:rPr>
+              <w:t xml:space="preserve">You used your Language Focus in a scene</w:t>
+            </w:r>
+          </w:p>
+        </w:tc>
+        <w:tc>
+          <w:tcPr>
+            <w:tcW w:type="dxa" w:w="3080"/>
+            <w:shd w:fill="F7F7F5" w:color="auto" w:val="clear"/>
+            <w:tcMar>
+              <w:top w:type="dxa" w:w="80"/>
+              <w:left w:type="dxa" w:w="120"/>
+              <w:bottom w:type="dxa" w:w="80"/>
+              <w:right w:type="dxa" w:w="120"/>
+            </w:tcMar>
+          </w:tcPr>
+          <w:p>
+            <w:r>
+              <w:rPr>
+                <w:color w:val="52514E"/>
+                <w:sz w:val="19"/>
+                <w:szCs w:val="19"/>
+              </w:rPr>
+              <w:t xml:space="preserve">1 point</w:t>
+            </w:r>
+          </w:p>
+        </w:tc>
+      </w:tr>
+      <w:tr>
+        <w:trPr>
+          <w:cantSplit/>
+        </w:trPr>
+        <w:tc>
+          <w:tcPr>
+            <w:tcW w:type="dxa" w:w="7000"/>
+            <w:shd w:fill="FFFFFF" w:color="auto" w:val="clear"/>
+            <w:tcMar>
+              <w:top w:type="dxa" w:w="80"/>
+              <w:left w:type="dxa" w:w="120"/>
+              <w:bottom w:type="dxa" w:w="80"/>
+              <w:right w:type="dxa" w:w="120"/>
+            </w:tcMar>
+          </w:tcPr>
+          <w:p>
+            <w:r>
+              <w:rPr>
+                <w:b/>
+                <w:bCs/>
+                <w:color w:val="0B0B0B"/>
+                <w:sz w:val="19"/>
+                <w:szCs w:val="19"/>
+              </w:rPr>
+              <w:t xml:space="preserve">You gave your one-minute presentation</w:t>
+            </w:r>
+          </w:p>
+        </w:tc>
+        <w:tc>
+          <w:tcPr>
+            <w:tcW w:type="dxa" w:w="3080"/>
+            <w:shd w:fill="FFFFFF" w:color="auto" w:val="clear"/>
+            <w:tcMar>
+              <w:top w:type="dxa" w:w="80"/>
+              <w:left w:type="dxa" w:w="120"/>
+              <w:bottom w:type="dxa" w:w="80"/>
+              <w:right w:type="dxa" w:w="120"/>
+            </w:tcMar>
+          </w:tcPr>
+          <w:p>
+            <w:r>
+              <w:rPr>
+                <w:color w:val="52514E"/>
+                <w:sz w:val="19"/>
+                <w:szCs w:val="19"/>
+              </w:rPr>
+              <w:t xml:space="preserve">1 point — only in a B or D session</w:t>
+            </w:r>
+          </w:p>
+        </w:tc>
+      </w:tr>
+    </w:tbl>
+    <w:p>
+      <w:pPr>
+        <w:spacing w:after="140"/>
+      </w:pPr>
+    </w:p>
+    <w:p>
+      <w:pPr>
+        <w:spacing w:after="160"/>
+      </w:pPr>
+      <w:r>
+        <w:rPr>
+          <w:i w:val="false"/>
+          <w:iCs w:val="false"/>
+          <w:color w:val="0B0B0B"/>
+          <w:sz w:val="22"/>
+          <w:szCs w:val="22"/>
+        </w:rPr>
+        <w:t xml:space="preserve">Here is the part that surprises people: “what you earn tonight is what you spend next week.” Points are not handed out mid-scene and spent two minutes later. They are counted at the close, written on your sheet, and they arrive in your hands at the opening of the following session, when your GM reads them back to you.</w:t>
+      </w:r>
+    </w:p>
+    <w:p>
+      <w:pPr>
+        <w:spacing w:after="100"/>
+      </w:pPr>
+      <w:r>
+        <w:rPr>
+          <w:i w:val="false"/>
+          <w:iCs w:val="false"/>
+          <w:color w:val="0B0B0B"/>
+          <w:sz w:val="22"/>
+          <w:szCs w:val="22"/>
+        </w:rPr>
+        <w:t xml:space="preserve">That is deliberate. It means the count is calm instead of constant, it means your GM is not interrupting scenes to award things, and it means you sit down next week already holding something you earned by being present last week. Points do not go any further than that: whatever you do not spend next session is gone.</w:t>
+      </w:r>
+    </w:p>
+    <w:tbl>
+      <w:tblPr>
+        <w:tblW w:type="dxa" w:w="10080"/>
+        <w:tblBorders>
+          <w:top w:val="single" w:color="FAB219" w:sz="6"/>
+          <w:left w:val="single" w:color="FAB219" w:sz="6"/>
+          <w:bottom w:val="single" w:color="FAB219" w:sz="6"/>
+          <w:right w:val="single" w:color="FAB219" w:sz="6"/>
+          <w:insideH w:val="none" w:color="FFFFFF" w:sz="0"/>
+          <w:insideV w:val="none" w:color="FFFFFF" w:sz="0"/>
+        </w:tblBorders>
+      </w:tblPr>
+      <w:tblGrid>
+        <w:gridCol w:w="10080"/>
+      </w:tblGrid>
+      <w:tr>
+        <w:trPr>
+          <w:cantSplit/>
+        </w:trPr>
+        <w:tc>
+          <w:tcPr>
+            <w:tcW w:type="dxa" w:w="10080"/>
+            <w:shd w:fill="F2F2F0" w:color="auto" w:val="clear"/>
+            <w:tcMar>
+              <w:top w:type="dxa" w:w="140"/>
+              <w:left w:type="dxa" w:w="200"/>
+              <w:bottom w:type="dxa" w:w="140"/>
+              <w:right w:type="dxa" w:w="200"/>
+            </w:tcMar>
+          </w:tcPr>
+          <w:p>
+            <w:pPr>
+              <w:spacing w:after="60"/>
+            </w:pPr>
+            <w:r>
+              <w:rPr>
+                <w:b/>
+                <w:bCs/>
+                <w:color w:val="FAB219"/>
+                <w:spacing w:val="15"/>
+                <w:sz w:val="18"/>
+                <w:szCs w:val="18"/>
+              </w:rPr>
+              <w:t xml:space="preserve">THE POINT IS PAID FOR THE ATTEMPT</w:t>
+            </w:r>
+          </w:p>
+          <w:p>
             <w:r>
               <w:rPr>
                 <w:color w:val="0B0B0B"/>
                 <w:sz w:val="20"/>
                 <w:szCs w:val="20"/>
               </w:rPr>
-              <w:t xml:space="preserve"> on the spot. Two scenes later he rolls a </w:t>
-            </w:r>
-            <w:r>
-              <w:rPr>
-                <w:b/>
-                <w:bCs/>
-                <w:color w:val="2A78D6"/>
-                <w:sz w:val="20"/>
-                <w:szCs w:val="20"/>
-              </w:rPr>
-              <w:t xml:space="preserve">Persuade or Manipulate</w:t>
-            </w:r>
-            <w:r>
-              <w:rPr>
-                <w:color w:val="0B0B0B"/>
-                <w:sz w:val="20"/>
-                <w:szCs w:val="20"/>
-              </w:rPr>
-              <w:t xml:space="preserve"> check and lands a 5. He spends the point, rerolls, and gets an 8 instead — a Mixed Result instead of a flat Miss.</w:t>
+              <w:t xml:space="preserve">The point is paid for the attempt, never for the result. If you reached for the structure you are working on and it came out crooked, you earned it. Getting it right is better. It is not what is being paid for.</w:t>
             </w:r>
           </w:p>
         </w:tc>
       </w:tr>
     </w:tbl>
+    <w:p>
+      <w:pPr>
+        <w:spacing w:after="140"/>
+      </w:pPr>
+    </w:p>
+    <w:p>
+      <w:pPr>
+        <w:spacing w:after="160"/>
+      </w:pPr>
+      <w:r>
+        <w:rPr>
+          <w:i w:val="false"/>
+          <w:iCs w:val="false"/>
+          <w:color w:val="0B0B0B"/>
+          <w:sz w:val="22"/>
+          <w:szCs w:val="22"/>
+        </w:rPr>
+        <w:t xml:space="preserve">Spend a </w:t>
+      </w:r>
+      <w:r>
+        <w:rPr>
+          <w:b/>
+          <w:bCs/>
+          <w:i w:val="false"/>
+          <w:iCs w:val="false"/>
+          <w:color w:val="2A78D6"/>
+          <w:sz w:val="22"/>
+          <w:szCs w:val="22"/>
+        </w:rPr>
+        <w:t xml:space="preserve">Language Point</w:t>
+      </w:r>
+      <w:r>
+        <w:rPr>
+          <w:i w:val="false"/>
+          <w:iCs w:val="false"/>
+          <w:color w:val="0B0B0B"/>
+          <w:sz w:val="22"/>
+          <w:szCs w:val="22"/>
+        </w:rPr>
+        <w:t xml:space="preserve"> and here is what you get: Reroll one 2d6 you have already rolled for a Move. Re-add your Focus and read the new total, even if it is worse. One point, one reroll.</w:t>
+      </w:r>
+    </w:p>
+    <w:p>
+      <w:pPr>
+        <w:spacing w:after="180"/>
+      </w:pPr>
+    </w:p>
     <w:p>
       <w:pPr>
         <w:keepNext/>
@@ -19802,21 +20222,6 @@
           <w:szCs w:val="26"/>
         </w:rPr>
         <w:t xml:space="preserve">Two Resources, Side by Side</w:t>
-      </w:r>
-    </w:p>
-    <w:p>
-      <w:pPr>
-        <w:spacing w:after="100"/>
-      </w:pPr>
-      <w:r>
-        <w:rPr>
-          <w:i w:val="false"/>
-          <w:iCs w:val="false"/>
-          <w:color w:val="0B0B0B"/>
-          <w:sz w:val="22"/>
-          <w:szCs w:val="22"/>
-        </w:rPr>
-        <w:t xml:space="preserve">A quick reference for both — pin this next to your sheet until it's automatic.</w:t>
       </w:r>
     </w:p>
     <w:tbl>
@@ -19884,7 +20289,7 @@
                 <w:sz w:val="18"/>
                 <w:szCs w:val="18"/>
               </w:rPr>
-              <w:t xml:space="preserve">EARNED</w:t>
+              <w:t xml:space="preserve">WHERE IT COMES FROM</w:t>
             </w:r>
           </w:p>
         </w:tc>
@@ -19908,7 +20313,7 @@
                 <w:sz w:val="18"/>
                 <w:szCs w:val="18"/>
               </w:rPr>
-              <w:t xml:space="preserve">SPENT ON</w:t>
+              <w:t xml:space="preserve">WHAT IT BUYS</w:t>
             </w:r>
           </w:p>
         </w:tc>
@@ -19959,7 +20364,7 @@
                 <w:sz w:val="19"/>
                 <w:szCs w:val="19"/>
               </w:rPr>
-              <w:t xml:space="preserve">3 at the start of every session — flat, for everyone.</w:t>
+              <w:t xml:space="preserve">3 at the start of every session — flat, for everyone. Transferable.</w:t>
             </w:r>
           </w:p>
         </w:tc>
@@ -19981,7 +20386,7 @@
                 <w:sz w:val="19"/>
                 <w:szCs w:val="19"/>
               </w:rPr>
-              <w:t xml:space="preserve">Claiming an extended turn — the scene is yours for a bigger beat.</w:t>
+              <w:t xml:space="preserve">An extended turn. One per scene.</w:t>
             </w:r>
           </w:p>
         </w:tc>
@@ -20032,7 +20437,7 @@
                 <w:sz w:val="19"/>
                 <w:szCs w:val="19"/>
               </w:rPr>
-              <w:t xml:space="preserve">1 each time you nail your </w:t>
+              <w:t xml:space="preserve">Counted at the debrief: homework, using your </w:t>
             </w:r>
             <w:r>
               <w:rPr>
@@ -20050,7 +20455,7 @@
                 <w:sz w:val="19"/>
                 <w:szCs w:val="19"/>
               </w:rPr>
-              <w:t xml:space="preserve"> in a live scene.</w:t>
+              <w:t xml:space="preserve">, your presentation. Up to 3.</w:t>
             </w:r>
           </w:p>
         </w:tc>
@@ -20072,7 +20477,7 @@
                 <w:sz w:val="19"/>
                 <w:szCs w:val="19"/>
               </w:rPr>
-              <w:t xml:space="preserve">Rerolling a 2d6 you've already rolled for a Move.</w:t>
+              <w:t xml:space="preserve">One reroll each — spent in the session after the one that earned them.</w:t>
             </w:r>
           </w:p>
         </w:tc>
@@ -20095,7 +20500,7 @@
           <w:sz w:val="22"/>
           <w:szCs w:val="22"/>
         </w:rPr>
-        <w:t xml:space="preserve">Neither pool carries over between sessions — both reset to their starting state (three tokens, zero points) the next time you sit down to play.</w:t>
+        <w:t xml:space="preserve">Neither pool banks forward. Tokens reset to three every week. Points last exactly one session and then expire.</w:t>
       </w:r>
     </w:p>
     <w:p>
@@ -20131,7 +20536,29 @@
           <w:sz w:val="22"/>
           <w:szCs w:val="22"/>
         </w:rPr>
-        <w:t xml:space="preserve">Picking up right where Diego's example above left off — here's the full turn at the table, start to finish.</w:t>
+        <w:t xml:space="preserve">Diego earned three points last week — homework done, his </w:t>
+      </w:r>
+      <w:r>
+        <w:rPr>
+          <w:b/>
+          <w:bCs/>
+          <w:i w:val="false"/>
+          <w:iCs w:val="false"/>
+          <w:color w:val="2A78D6"/>
+          <w:sz w:val="22"/>
+          <w:szCs w:val="22"/>
+        </w:rPr>
+        <w:t xml:space="preserve">Language Focus</w:t>
+      </w:r>
+      <w:r>
+        <w:rPr>
+          <w:i w:val="false"/>
+          <w:iCs w:val="false"/>
+          <w:color w:val="0B0B0B"/>
+          <w:sz w:val="22"/>
+          <w:szCs w:val="22"/>
+        </w:rPr>
+        <w:t xml:space="preserve"> used in a scene, and his one-minute presentation given. Tonight he is holding all three.</w:t>
       </w:r>
     </w:p>
     <w:tbl>
@@ -20190,7 +20617,7 @@
                 <w:sz w:val="22"/>
                 <w:szCs w:val="22"/>
               </w:rPr>
-              <w:t xml:space="preserve">Diego: "Because when the wounded start arriving tonight, you'll have wished you'd have given them to us instead of watched us fail to save someone who will have been beyond saving otherwise."</w:t>
+              <w:t xml:space="preserve">Diego: "Because when the wounded start arriving tonight, you'll have wished you'd given them to us instead of watching us fail to save someone."</w:t>
             </w:r>
           </w:p>
           <w:p>
@@ -20287,7 +20714,22 @@
           <w:sz w:val="22"/>
           <w:szCs w:val="22"/>
         </w:rPr>
-        <w:t xml:space="preserve">Step 2 — Spend: Diego has a </w:t>
+        <w:t xml:space="preserve">Step 2 — Spend: he spends one of last week's three points to reroll. Two left.</w:t>
+      </w:r>
+    </w:p>
+    <w:p>
+      <w:pPr>
+        <w:spacing w:after="80"/>
+      </w:pPr>
+      <w:r>
+        <w:rPr>
+          <w:i w:val="false"/>
+          <w:iCs w:val="false"/>
+          <w:color w:val="0B0B0B"/>
+          <w:sz w:val="22"/>
+          <w:szCs w:val="22"/>
+        </w:rPr>
+        <w:t xml:space="preserve">Step 3 — Reroll: new 2d6 comes up 6, plus his +2 </w:t>
       </w:r>
       <w:r>
         <w:rPr>
@@ -20299,43 +20741,6 @@
           <w:sz w:val="22"/>
           <w:szCs w:val="22"/>
         </w:rPr>
-        <w:t xml:space="preserve">Language Point</w:t>
-      </w:r>
-      <w:r>
-        <w:rPr>
-          <w:i w:val="false"/>
-          <w:iCs w:val="false"/>
-          <w:color w:val="0B0B0B"/>
-          <w:sz w:val="22"/>
-          <w:szCs w:val="22"/>
-        </w:rPr>
-        <w:t xml:space="preserve"> banked from earlier in the session. He spends it to reroll.</w:t>
-      </w:r>
-    </w:p>
-    <w:p>
-      <w:pPr>
-        <w:spacing w:after="80"/>
-      </w:pPr>
-      <w:r>
-        <w:rPr>
-          <w:i w:val="false"/>
-          <w:iCs w:val="false"/>
-          <w:color w:val="0B0B0B"/>
-          <w:sz w:val="22"/>
-          <w:szCs w:val="22"/>
-        </w:rPr>
-        <w:t xml:space="preserve">Step 3 — Reroll: New 2d6 comes up 6, plus his +2 </w:t>
-      </w:r>
-      <w:r>
-        <w:rPr>
-          <w:b/>
-          <w:bCs/>
-          <w:i w:val="false"/>
-          <w:iCs w:val="false"/>
-          <w:color w:val="2A78D6"/>
-          <w:sz w:val="22"/>
-          <w:szCs w:val="22"/>
-        </w:rPr>
         <w:t xml:space="preserve">Wit</w:t>
       </w:r>
       <w:r>
@@ -20346,7 +20751,7 @@
           <w:sz w:val="22"/>
           <w:szCs w:val="22"/>
         </w:rPr>
-        <w:t xml:space="preserve">. New total: 8 — a Mixed Result. The GM narrates the cost: "Fine. Take two — but the healer's watching you both, and she's not the forgiving type." Diego's future-perfect line is what earned him the point in the first place; spending it is what turned a flat Miss into a Mixed Result that keeps the scene moving forward.</w:t>
+        <w:t xml:space="preserve">. New total: 8 — a Mixed Result. The GM narrates the cost: "Fine. Take two — but the healer's watching you both, and she's not the forgiving type."</w:t>
       </w:r>
     </w:p>
     <w:p>
@@ -20361,29 +20766,7 @@
           <w:sz w:val="22"/>
           <w:szCs w:val="22"/>
         </w:rPr>
-        <w:t xml:space="preserve">That's the loop this whole chapter is built on: play your </w:t>
-      </w:r>
-      <w:r>
-        <w:rPr>
-          <w:b/>
-          <w:bCs/>
-          <w:i/>
-          <w:iCs/>
-          <w:color w:val="2A78D6"/>
-          <w:sz w:val="22"/>
-          <w:szCs w:val="22"/>
-        </w:rPr>
-        <w:t xml:space="preserve">Language Focus</w:t>
-      </w:r>
-      <w:r>
-        <w:rPr>
-          <w:i/>
-          <w:iCs/>
-          <w:color w:val="0B0B0B"/>
-          <w:sz w:val="22"/>
-          <w:szCs w:val="22"/>
-        </w:rPr>
-        <w:t xml:space="preserve"> well, and the game hands you a tool that makes your next roll a little less likely to go against you. Nobody has to remind you to practice — the incentive is already sitting on your sheet.</w:t>
+        <w:t xml:space="preserve">That is the loop the whole chapter is built on. Do the work, reach for the structure you are learning, show up and present — and next week the game hands you a way to make a bad roll less final. Nobody has to remind you to practise. The incentive is sitting on your sheet a week in advance.</w:t>
       </w:r>
     </w:p>
     <w:p>
@@ -20501,22 +20884,7 @@
           <w:sz w:val="22"/>
           <w:szCs w:val="22"/>
         </w:rPr>
-        <w:t xml:space="preserve">Every session begins in the same place: the Ludus, a building that is always there when you log in, and a hall inside it with six Doors along one wall. Your table walks in, crosses the Door you have agreed on, and comes out the other side as your characters, in a world that is not this one. At the end of the session you go back through, and the Ludus is where you leave from next week. Passing through a Door remakes you for the world beyond it — which is why, whenever your table opens a different one, everybody builds a character again.</w:t>
-      </w:r>
-    </w:p>
-    <w:p>
-      <w:pPr>
-        <w:spacing w:after="160"/>
-      </w:pPr>
-      <w:r>
-        <w:rPr>
-          <w:i w:val="false"/>
-          <w:iCs w:val="false"/>
-          <w:color w:val="0B0B0B"/>
-          <w:sz w:val="22"/>
-          <w:szCs w:val="22"/>
-        </w:rPr>
-        <w:t xml:space="preserve">Five of the six Doors are sealed when you start. Your table opens one at </w:t>
+        <w:t xml:space="preserve">Every session begins in the same place: the </w:t>
       </w:r>
       <w:r>
         <w:rPr>
@@ -20524,21 +20892,21 @@
           <w:bCs/>
           <w:i w:val="false"/>
           <w:iCs w:val="false"/>
-          <w:color w:val="2A78D6"/>
-          <w:sz w:val="22"/>
-          <w:szCs w:val="22"/>
-        </w:rPr>
-        <w:t xml:space="preserve">Session Zero</w:t>
-      </w:r>
-      <w:r>
-        <w:rPr>
-          <w:i w:val="false"/>
-          <w:iCs w:val="false"/>
-          <w:color w:val="0B0B0B"/>
-          <w:sz w:val="22"/>
-          <w:szCs w:val="22"/>
-        </w:rPr>
-        <w:t xml:space="preserve"> and plays it for as long as it holds your interest; when a campaign finishes, you decide together whether to go back through the same Door or try another. Nothing you have earned is lost either way — your </w:t>
+          <w:color w:val="D2691E"/>
+          <w:sz w:val="22"/>
+          <w:szCs w:val="22"/>
+        </w:rPr>
+        <w:t xml:space="preserve">Ludus</w:t>
+      </w:r>
+      <w:r>
+        <w:rPr>
+          <w:i w:val="false"/>
+          <w:iCs w:val="false"/>
+          <w:color w:val="0B0B0B"/>
+          <w:sz w:val="22"/>
+          <w:szCs w:val="22"/>
+        </w:rPr>
+        <w:t xml:space="preserve">, a building that is always there when you log in, and a hall inside it with six Doors along one wall. Your table walks in, crosses the Door you have agreed on, and comes out the other side as your characters, in a world that is not this one. At the end of the session you go back through, and the </w:t>
       </w:r>
       <w:r>
         <w:rPr>
@@ -20546,21 +20914,36 @@
           <w:bCs/>
           <w:i w:val="false"/>
           <w:iCs w:val="false"/>
-          <w:color w:val="2A78D6"/>
-          <w:sz w:val="22"/>
-          <w:szCs w:val="22"/>
-        </w:rPr>
-        <w:t xml:space="preserve">Growth Level</w:t>
-      </w:r>
-      <w:r>
-        <w:rPr>
-          <w:i w:val="false"/>
-          <w:iCs w:val="false"/>
-          <w:color w:val="0B0B0B"/>
-          <w:sz w:val="22"/>
-          <w:szCs w:val="22"/>
-        </w:rPr>
-        <w:t xml:space="preserve"> and your </w:t>
+          <w:color w:val="D2691E"/>
+          <w:sz w:val="22"/>
+          <w:szCs w:val="22"/>
+        </w:rPr>
+        <w:t xml:space="preserve">Ludus</w:t>
+      </w:r>
+      <w:r>
+        <w:rPr>
+          <w:i w:val="false"/>
+          <w:iCs w:val="false"/>
+          <w:color w:val="0B0B0B"/>
+          <w:sz w:val="22"/>
+          <w:szCs w:val="22"/>
+        </w:rPr>
+        <w:t xml:space="preserve"> is where you leave from next week. Passing through a Door remakes you for the world beyond it — which is why, whenever your table opens a different one, everybody builds a character again.</w:t>
+      </w:r>
+    </w:p>
+    <w:p>
+      <w:pPr>
+        <w:spacing w:after="160"/>
+      </w:pPr>
+      <w:r>
+        <w:rPr>
+          <w:i w:val="false"/>
+          <w:iCs w:val="false"/>
+          <w:color w:val="0B0B0B"/>
+          <w:sz w:val="22"/>
+          <w:szCs w:val="22"/>
+        </w:rPr>
+        <w:t xml:space="preserve">Five of the six Doors are sealed when you start. Your table opens one at </w:t>
       </w:r>
       <w:r>
         <w:rPr>
@@ -20572,52 +20955,17 @@
           <w:sz w:val="22"/>
           <w:szCs w:val="22"/>
         </w:rPr>
-        <w:t xml:space="preserve">Boons</w:t>
-      </w:r>
-      <w:r>
-        <w:rPr>
-          <w:i w:val="false"/>
-          <w:iCs w:val="false"/>
-          <w:color w:val="0B0B0B"/>
-          <w:sz w:val="22"/>
-          <w:szCs w:val="22"/>
-        </w:rPr>
-        <w:t xml:space="preserve"> travel with you, as Chapter 5 explains.</w:t>
-      </w:r>
-    </w:p>
-    <w:p>
-      <w:pPr>
-        <w:spacing w:after="120"/>
-      </w:pPr>
-    </w:p>
-    <w:p>
-      <w:pPr>
-        <w:spacing w:after="160"/>
-      </w:pPr>
-      <w:r>
-        <w:rPr>
-          <w:i w:val="false"/>
-          <w:iCs w:val="false"/>
-          <w:color w:val="0B0B0B"/>
-          <w:sz w:val="22"/>
-          <w:szCs w:val="22"/>
-        </w:rPr>
-        <w:t xml:space="preserve">Everything you have read so far is the engine, and the engine does not care which Door you went through. The same four Focuses, the same six Moves, the same three outcome bands run a haunted lighthouse, a collapsing megacity, and a road out of a burned town equally well. What changes between worlds is the dressing: what the Focuses are called, what an Archetype looks like when it walks into a room, and what kind of trouble the GM is allowed to make.</w:t>
-      </w:r>
-    </w:p>
-    <w:p>
-      <w:pPr>
-        <w:spacing w:after="160"/>
-      </w:pPr>
-      <w:r>
-        <w:rPr>
-          <w:i w:val="false"/>
-          <w:iCs w:val="false"/>
-          <w:color w:val="0B0B0B"/>
-          <w:sz w:val="22"/>
-          <w:szCs w:val="22"/>
-        </w:rPr>
-        <w:t xml:space="preserve">Below are the six worlds </w:t>
+        <w:t xml:space="preserve">Session Zero</w:t>
+      </w:r>
+      <w:r>
+        <w:rPr>
+          <w:i w:val="false"/>
+          <w:iCs w:val="false"/>
+          <w:color w:val="0B0B0B"/>
+          <w:sz w:val="22"/>
+          <w:szCs w:val="22"/>
+        </w:rPr>
+        <w:t xml:space="preserve"> and plays it for as long as it holds your interest; when a campaign finishes, you decide together whether to go back through the same Door or try another. Nothing you have earned is lost either way — your </w:t>
       </w:r>
       <w:r>
         <w:rPr>
@@ -20625,11 +20973,90 @@
           <w:bCs/>
           <w:i w:val="false"/>
           <w:iCs w:val="false"/>
+          <w:color w:val="2A78D6"/>
+          <w:sz w:val="22"/>
+          <w:szCs w:val="22"/>
+        </w:rPr>
+        <w:t xml:space="preserve">Growth Level</w:t>
+      </w:r>
+      <w:r>
+        <w:rPr>
+          <w:i w:val="false"/>
+          <w:iCs w:val="false"/>
+          <w:color w:val="0B0B0B"/>
+          <w:sz w:val="22"/>
+          <w:szCs w:val="22"/>
+        </w:rPr>
+        <w:t xml:space="preserve"> and your </w:t>
+      </w:r>
+      <w:r>
+        <w:rPr>
+          <w:b/>
+          <w:bCs/>
+          <w:i w:val="false"/>
+          <w:iCs w:val="false"/>
+          <w:color w:val="2A78D6"/>
+          <w:sz w:val="22"/>
+          <w:szCs w:val="22"/>
+        </w:rPr>
+        <w:t xml:space="preserve">Boons</w:t>
+      </w:r>
+      <w:r>
+        <w:rPr>
+          <w:i w:val="false"/>
+          <w:iCs w:val="false"/>
+          <w:color w:val="0B0B0B"/>
+          <w:sz w:val="22"/>
+          <w:szCs w:val="22"/>
+        </w:rPr>
+        <w:t xml:space="preserve"> travel with you, as Chapter 5 explains.</w:t>
+      </w:r>
+    </w:p>
+    <w:p>
+      <w:pPr>
+        <w:spacing w:after="120"/>
+      </w:pPr>
+    </w:p>
+    <w:p>
+      <w:pPr>
+        <w:spacing w:after="160"/>
+      </w:pPr>
+      <w:r>
+        <w:rPr>
+          <w:i w:val="false"/>
+          <w:iCs w:val="false"/>
+          <w:color w:val="0B0B0B"/>
+          <w:sz w:val="22"/>
+          <w:szCs w:val="22"/>
+        </w:rPr>
+        <w:t xml:space="preserve">Everything you have read so far is the engine, and the engine does not care which Door you went through. The same four Focuses, the same six Moves, the same three outcome bands run a haunted lighthouse, a collapsing megacity, and a road out of a burned town equally well. What changes between worlds is the dressing: what the Focuses are called, what an Archetype looks like when it walks into a room, and what kind of trouble the GM is allowed to make.</w:t>
+      </w:r>
+    </w:p>
+    <w:p>
+      <w:pPr>
+        <w:spacing w:after="160"/>
+      </w:pPr>
+      <w:r>
+        <w:rPr>
+          <w:i w:val="false"/>
+          <w:iCs w:val="false"/>
+          <w:color w:val="0B0B0B"/>
+          <w:sz w:val="22"/>
+          <w:szCs w:val="22"/>
+        </w:rPr>
+        <w:t xml:space="preserve">Below are the six worlds </w:t>
+      </w:r>
+      <w:r>
+        <w:rPr>
+          <w:b/>
+          <w:bCs/>
+          <w:i w:val="false"/>
+          <w:iCs w:val="false"/>
           <w:color w:val="D2691E"/>
           <w:sz w:val="22"/>
           <w:szCs w:val="22"/>
         </w:rPr>
-        <w:t xml:space="preserve">Ludify RPL</w:t>
+        <w:t xml:space="preserve">Ludus</w:t>
       </w:r>
       <w:r>
         <w:rPr>
@@ -21899,7 +22326,7 @@
           <w:sz w:val="22"/>
           <w:szCs w:val="22"/>
         </w:rPr>
-        <w:t xml:space="preserve">Ludify RPL</w:t>
+        <w:t xml:space="preserve">Ludus</w:t>
       </w:r>
       <w:r>
         <w:rPr>
@@ -22569,7 +22996,7 @@
           <w:sz w:val="22"/>
           <w:szCs w:val="22"/>
         </w:rPr>
-        <w:t xml:space="preserve">Ludify RPL</w:t>
+        <w:t xml:space="preserve">Ludus</w:t>
       </w:r>
       <w:r>
         <w:rPr>
@@ -22595,7 +23022,7 @@
           <w:sz w:val="26"/>
           <w:szCs w:val="26"/>
         </w:rPr>
-        <w:t xml:space="preserve">Homework Bonus</w:t>
+        <w:t xml:space="preserve">Homework</w:t>
       </w:r>
     </w:p>
     <w:p>
@@ -22610,7 +23037,7 @@
           <w:sz w:val="22"/>
           <w:szCs w:val="22"/>
         </w:rPr>
-        <w:t xml:space="preserve">Your regular coursework and your character sheet are connected on purpose. Complete whatever homework you were assigned in your regular class before a session, and check the </w:t>
+        <w:t xml:space="preserve">Your coursework and your character sheet are connected on purpose. Do the homework your course set you before the session, and at the debrief that night it is worth one </w:t>
       </w:r>
       <w:r>
         <w:rPr>
@@ -22622,17 +23049,32 @@
           <w:sz w:val="22"/>
           <w:szCs w:val="22"/>
         </w:rPr>
-        <w:t xml:space="preserve">Homework Bonus</w:t>
-      </w:r>
-      <w:r>
-        <w:rPr>
-          <w:i w:val="false"/>
-          <w:iCs w:val="false"/>
-          <w:color w:val="0B0B0B"/>
-          <w:sz w:val="22"/>
-          <w:szCs w:val="22"/>
-        </w:rPr>
-        <w:t xml:space="preserve"> box in the Progress section of your sheet (Chapter 3). Once per session, spend it to add +1 to the total of any single roll, after the dice land — enough to turn a Miss into a Mixed Result, or a Mixed Result into a Strong Hit, at exactly the moment you need it.</w:t>
+        <w:t xml:space="preserve">Language Point</w:t>
+      </w:r>
+      <w:r>
+        <w:rPr>
+          <w:i w:val="false"/>
+          <w:iCs w:val="false"/>
+          <w:color w:val="0B0B0B"/>
+          <w:sz w:val="22"/>
+          <w:szCs w:val="22"/>
+        </w:rPr>
+        <w:t xml:space="preserve"> — a reroll, in your hands at the top of next week's session (Chapter 8).</w:t>
+      </w:r>
+    </w:p>
+    <w:p>
+      <w:pPr>
+        <w:spacing w:after="100"/>
+      </w:pPr>
+      <w:r>
+        <w:rPr>
+          <w:i w:val="false"/>
+          <w:iCs w:val="false"/>
+          <w:color w:val="0B0B0B"/>
+          <w:sz w:val="22"/>
+          <w:szCs w:val="22"/>
+        </w:rPr>
+        <w:t xml:space="preserve">That is the whole mechanism, and notice what it is not: it is not a bonus to a roll. Nothing in this game adds a flat +1 to anything, and homework is no exception. What studying buys you is a second chance at the dice, not better dice.</w:t>
       </w:r>
     </w:p>
     <w:tbl>
@@ -22688,7 +23130,7 @@
                 <w:sz w:val="20"/>
                 <w:szCs w:val="20"/>
               </w:rPr>
-              <w:t xml:space="preserve">Ana finished her homework the night before. Mid-session, she rolls a 8 on </w:t>
+              <w:t xml:space="preserve">Ana did her unit exercises on Thursday. At the debrief on Saturday her GM counts it out loud: homework, one point. She also used her </w:t>
             </w:r>
             <w:r>
               <w:rPr>
@@ -22698,7 +23140,7 @@
                 <w:sz w:val="20"/>
                 <w:szCs w:val="20"/>
               </w:rPr>
-              <w:t xml:space="preserve">Parley</w:t>
+              <w:t xml:space="preserve">Language Focus</w:t>
             </w:r>
             <w:r>
               <w:rPr>
@@ -22706,43 +23148,7 @@
                 <w:sz w:val="20"/>
                 <w:szCs w:val="20"/>
               </w:rPr>
-              <w:t xml:space="preserve"> — 2d6 came up 7, plus her </w:t>
-            </w:r>
-            <w:r>
-              <w:rPr>
-                <w:b/>
-                <w:bCs/>
-                <w:color w:val="2A78D6"/>
-                <w:sz w:val="20"/>
-                <w:szCs w:val="20"/>
-              </w:rPr>
-              <w:t xml:space="preserve">Empathy</w:t>
-            </w:r>
-            <w:r>
-              <w:rPr>
-                <w:color w:val="0B0B0B"/>
-                <w:sz w:val="20"/>
-                <w:szCs w:val="20"/>
-              </w:rPr>
-              <w:t xml:space="preserve"> of +1 — a Mixed Result, but she wanted more. She checks her </w:t>
-            </w:r>
-            <w:r>
-              <w:rPr>
-                <w:b/>
-                <w:bCs/>
-                <w:color w:val="2A78D6"/>
-                <w:sz w:val="20"/>
-                <w:szCs w:val="20"/>
-              </w:rPr>
-              <w:t xml:space="preserve">Homework Bonus</w:t>
-            </w:r>
-            <w:r>
-              <w:rPr>
-                <w:color w:val="0B0B0B"/>
-                <w:sz w:val="20"/>
-                <w:szCs w:val="20"/>
-              </w:rPr>
-              <w:t xml:space="preserve"> box, adds +1, and the total becomes 9... still short. She only gets one shot at it per session, so she banks the lesson for next time: save it for a roll that's already close to 10+.</w:t>
+              <w:t xml:space="preserve"> in the scene at the docks, so that is two. She writes 2 at the top of her sheet, and next Saturday she sits down with two rerolls already in hand — earned the week before, for work nobody had to nag her about.</w:t>
             </w:r>
           </w:p>
         </w:tc>
@@ -23005,7 +23411,7 @@
                 <w:sz w:val="19"/>
                 <w:szCs w:val="19"/>
               </w:rPr>
-              <w:t xml:space="preserve">Homework Bonus</w:t>
+              <w:t xml:space="preserve">Homework</w:t>
             </w:r>
           </w:p>
         </w:tc>
@@ -23027,7 +23433,25 @@
                 <w:sz w:val="19"/>
                 <w:szCs w:val="19"/>
               </w:rPr>
-              <w:t xml:space="preserve">+1 to one roll this session, unlocked by finishing your regular coursework.</w:t>
+              <w:t xml:space="preserve">One </w:t>
+            </w:r>
+            <w:r>
+              <w:rPr>
+                <w:b/>
+                <w:bCs/>
+                <w:color w:val="2A78D6"/>
+                <w:sz w:val="19"/>
+                <w:szCs w:val="19"/>
+              </w:rPr>
+              <w:t xml:space="preserve">Language Point</w:t>
+            </w:r>
+            <w:r>
+              <w:rPr>
+                <w:color w:val="52514E"/>
+                <w:sz w:val="19"/>
+                <w:szCs w:val="19"/>
+              </w:rPr>
+              <w:t xml:space="preserve"> at the debrief — a reroll you carry into next week.</w:t>
             </w:r>
           </w:p>
         </w:tc>
@@ -23761,7 +24185,7 @@
                 <w:sz w:val="19"/>
                 <w:szCs w:val="19"/>
               </w:rPr>
-              <w:t xml:space="preserve">Confirm that </w:t>
+              <w:t xml:space="preserve">Confirm how </w:t>
             </w:r>
             <w:r>
               <w:rPr>
@@ -23779,7 +24203,7 @@
                 <w:sz w:val="19"/>
                 <w:szCs w:val="19"/>
               </w:rPr>
-              <w:t xml:space="preserve"> and </w:t>
+              <w:t xml:space="preserve"> work — three each, one per scene, and you can give one away — and that </w:t>
             </w:r>
             <w:r>
               <w:rPr>
@@ -23797,25 +24221,7 @@
                 <w:sz w:val="19"/>
                 <w:szCs w:val="19"/>
               </w:rPr>
-              <w:t xml:space="preserve"> (Chapter 8) reset every session, and how the </w:t>
-            </w:r>
-            <w:r>
-              <w:rPr>
-                <w:b/>
-                <w:bCs/>
-                <w:color w:val="2A78D6"/>
-                <w:sz w:val="19"/>
-                <w:szCs w:val="19"/>
-              </w:rPr>
-              <w:t xml:space="preserve">Homework Bonus</w:t>
-            </w:r>
-            <w:r>
-              <w:rPr>
-                <w:color w:val="52514E"/>
-                <w:sz w:val="19"/>
-                <w:szCs w:val="19"/>
-              </w:rPr>
-              <w:t xml:space="preserve"> (Chapter 11) works.</w:t>
+              <w:t xml:space="preserve"> are counted at the end of a session and spent in the next one (Chapter 8).</w:t>
             </w:r>
           </w:p>
         </w:tc>
@@ -28648,6 +29054,420 @@
     </w:p>
     <w:p>
       <w:pPr>
+        <w:keepNext/>
+        <w:spacing w:after="100" w:before="280"/>
+      </w:pPr>
+      <w:r>
+        <w:rPr>
+          <w:b/>
+          <w:bCs/>
+          <w:color w:val="0B0B0B"/>
+          <w:sz w:val="26"/>
+          <w:szCs w:val="26"/>
+        </w:rPr>
+        <w:t xml:space="preserve">Your Kit on This Coast</w:t>
+      </w:r>
+    </w:p>
+    <w:p>
+      <w:pPr>
+        <w:spacing w:after="160"/>
+      </w:pPr>
+      <w:r>
+        <w:rPr>
+          <w:i w:val="false"/>
+          <w:iCs w:val="false"/>
+          <w:color w:val="0B0B0B"/>
+          <w:sz w:val="22"/>
+          <w:szCs w:val="22"/>
+        </w:rPr>
+        <w:t xml:space="preserve">Chapter 6 told you that your </w:t>
+      </w:r>
+      <w:r>
+        <w:rPr>
+          <w:b/>
+          <w:bCs/>
+          <w:i w:val="false"/>
+          <w:iCs w:val="false"/>
+          <w:color w:val="2A78D6"/>
+          <w:sz w:val="22"/>
+          <w:szCs w:val="22"/>
+        </w:rPr>
+        <w:t xml:space="preserve">Kit</w:t>
+      </w:r>
+      <w:r>
+        <w:rPr>
+          <w:i w:val="false"/>
+          <w:iCs w:val="false"/>
+          <w:color w:val="0B0B0B"/>
+          <w:sz w:val="22"/>
+          <w:szCs w:val="22"/>
+        </w:rPr>
+        <w:t xml:space="preserve"> comes from your Archetype and from the world you are playing in. Here is the world half. Find your Archetype, copy the four things onto your sheet, and stop — you do not choose these and you do not add to them.</w:t>
+      </w:r>
+    </w:p>
+    <w:tbl>
+      <w:tblPr>
+        <w:tblW w:type="dxa" w:w="10080"/>
+        <w:tblBorders>
+          <w:top w:val="single" w:color="898781" w:sz="4"/>
+          <w:left w:val="single" w:color="898781" w:sz="4"/>
+          <w:bottom w:val="single" w:color="898781" w:sz="4"/>
+          <w:right w:val="single" w:color="898781" w:sz="4"/>
+          <w:insideH w:val="single" w:color="E1E0D9" w:sz="2"/>
+          <w:insideV w:val="single" w:color="E1E0D9" w:sz="2"/>
+        </w:tblBorders>
+      </w:tblPr>
+      <w:tblGrid>
+        <w:gridCol w:w="2200"/>
+        <w:gridCol w:w="7880"/>
+      </w:tblGrid>
+      <w:tr>
+        <w:trPr>
+          <w:tblHeader/>
+        </w:trPr>
+        <w:tc>
+          <w:tcPr>
+            <w:tcW w:type="dxa" w:w="2200"/>
+            <w:shd w:fill="2A78D6" w:color="auto" w:val="clear"/>
+            <w:tcMar>
+              <w:top w:type="dxa" w:w="90"/>
+              <w:left w:type="dxa" w:w="120"/>
+              <w:bottom w:type="dxa" w:w="90"/>
+              <w:right w:type="dxa" w:w="120"/>
+            </w:tcMar>
+          </w:tcPr>
+          <w:p>
+            <w:r>
+              <w:rPr>
+                <w:b/>
+                <w:bCs/>
+                <w:color w:val="FFFFFF"/>
+                <w:sz w:val="18"/>
+                <w:szCs w:val="18"/>
+              </w:rPr>
+              <w:t xml:space="preserve">ARCHETYPE</w:t>
+            </w:r>
+          </w:p>
+        </w:tc>
+        <w:tc>
+          <w:tcPr>
+            <w:tcW w:type="dxa" w:w="7880"/>
+            <w:shd w:fill="2A78D6" w:color="auto" w:val="clear"/>
+            <w:tcMar>
+              <w:top w:type="dxa" w:w="90"/>
+              <w:left w:type="dxa" w:w="120"/>
+              <w:bottom w:type="dxa" w:w="90"/>
+              <w:right w:type="dxa" w:w="120"/>
+            </w:tcMar>
+          </w:tcPr>
+          <w:p>
+            <w:r>
+              <w:rPr>
+                <w:b/>
+                <w:bCs/>
+                <w:color w:val="FFFFFF"/>
+                <w:sz w:val="18"/>
+                <w:szCs w:val="18"/>
+              </w:rPr>
+              <w:t xml:space="preserve">WHAT YOU ALWAYS HAVE</w:t>
+            </w:r>
+          </w:p>
+        </w:tc>
+      </w:tr>
+      <w:tr>
+        <w:trPr>
+          <w:cantSplit/>
+        </w:trPr>
+        <w:tc>
+          <w:tcPr>
+            <w:tcW w:type="dxa" w:w="2200"/>
+            <w:shd w:fill="FFFFFF" w:color="auto" w:val="clear"/>
+            <w:tcMar>
+              <w:top w:type="dxa" w:w="80"/>
+              <w:left w:type="dxa" w:w="120"/>
+              <w:bottom w:type="dxa" w:w="80"/>
+              <w:right w:type="dxa" w:w="120"/>
+            </w:tcMar>
+          </w:tcPr>
+          <w:p>
+            <w:r>
+              <w:rPr>
+                <w:b/>
+                <w:bCs/>
+                <w:color w:val="0B0B0B"/>
+                <w:sz w:val="19"/>
+                <w:szCs w:val="19"/>
+              </w:rPr>
+              <w:t xml:space="preserve">Vanguard</w:t>
+            </w:r>
+          </w:p>
+        </w:tc>
+        <w:tc>
+          <w:tcPr>
+            <w:tcW w:type="dxa" w:w="7880"/>
+            <w:shd w:fill="FFFFFF" w:color="auto" w:val="clear"/>
+            <w:tcMar>
+              <w:top w:type="dxa" w:w="80"/>
+              <w:left w:type="dxa" w:w="120"/>
+              <w:bottom w:type="dxa" w:w="80"/>
+              <w:right w:type="dxa" w:w="120"/>
+            </w:tcMar>
+          </w:tcPr>
+          <w:p>
+            <w:r>
+              <w:rPr>
+                <w:color w:val="52514E"/>
+                <w:sz w:val="19"/>
+                <w:szCs w:val="19"/>
+              </w:rPr>
+              <w:t xml:space="preserve">A shield · a heavy coat, mended more than once · a whistle that carries further than a shout · a name written down, in case you do not come back</w:t>
+            </w:r>
+          </w:p>
+        </w:tc>
+      </w:tr>
+      <w:tr>
+        <w:trPr>
+          <w:cantSplit/>
+        </w:trPr>
+        <w:tc>
+          <w:tcPr>
+            <w:tcW w:type="dxa" w:w="2200"/>
+            <w:shd w:fill="F7F7F5" w:color="auto" w:val="clear"/>
+            <w:tcMar>
+              <w:top w:type="dxa" w:w="80"/>
+              <w:left w:type="dxa" w:w="120"/>
+              <w:bottom w:type="dxa" w:w="80"/>
+              <w:right w:type="dxa" w:w="120"/>
+            </w:tcMar>
+          </w:tcPr>
+          <w:p>
+            <w:r>
+              <w:rPr>
+                <w:b/>
+                <w:bCs/>
+                <w:color w:val="0B0B0B"/>
+                <w:sz w:val="19"/>
+                <w:szCs w:val="19"/>
+              </w:rPr>
+              <w:t xml:space="preserve">Diplomat</w:t>
+            </w:r>
+          </w:p>
+        </w:tc>
+        <w:tc>
+          <w:tcPr>
+            <w:tcW w:type="dxa" w:w="7880"/>
+            <w:shd w:fill="F7F7F5" w:color="auto" w:val="clear"/>
+            <w:tcMar>
+              <w:top w:type="dxa" w:w="80"/>
+              <w:left w:type="dxa" w:w="120"/>
+              <w:bottom w:type="dxa" w:w="80"/>
+              <w:right w:type="dxa" w:w="120"/>
+            </w:tcMar>
+          </w:tcPr>
+          <w:p>
+            <w:r>
+              <w:rPr>
+                <w:color w:val="52514E"/>
+                <w:sz w:val="19"/>
+                <w:szCs w:val="19"/>
+              </w:rPr>
+              <w:t xml:space="preserve">A sealed letter · a silver ring · a warm cloak · a small mirror</w:t>
+            </w:r>
+          </w:p>
+        </w:tc>
+      </w:tr>
+      <w:tr>
+        <w:trPr>
+          <w:cantSplit/>
+        </w:trPr>
+        <w:tc>
+          <w:tcPr>
+            <w:tcW w:type="dxa" w:w="2200"/>
+            <w:shd w:fill="FFFFFF" w:color="auto" w:val="clear"/>
+            <w:tcMar>
+              <w:top w:type="dxa" w:w="80"/>
+              <w:left w:type="dxa" w:w="120"/>
+              <w:bottom w:type="dxa" w:w="80"/>
+              <w:right w:type="dxa" w:w="120"/>
+            </w:tcMar>
+          </w:tcPr>
+          <w:p>
+            <w:r>
+              <w:rPr>
+                <w:b/>
+                <w:bCs/>
+                <w:color w:val="0B0B0B"/>
+                <w:sz w:val="19"/>
+                <w:szCs w:val="19"/>
+              </w:rPr>
+              <w:t xml:space="preserve">Strategist</w:t>
+            </w:r>
+          </w:p>
+        </w:tc>
+        <w:tc>
+          <w:tcPr>
+            <w:tcW w:type="dxa" w:w="7880"/>
+            <w:shd w:fill="FFFFFF" w:color="auto" w:val="clear"/>
+            <w:tcMar>
+              <w:top w:type="dxa" w:w="80"/>
+              <w:left w:type="dxa" w:w="120"/>
+              <w:bottom w:type="dxa" w:w="80"/>
+              <w:right w:type="dxa" w:w="120"/>
+            </w:tcMar>
+          </w:tcPr>
+          <w:p>
+            <w:r>
+              <w:rPr>
+                <w:color w:val="52514E"/>
+                <w:sz w:val="19"/>
+                <w:szCs w:val="19"/>
+              </w:rPr>
+              <w:t xml:space="preserve">A folding map of the coast road · chalk and a length of string · a notebook and pencil · a key you have not explained to anyone</w:t>
+            </w:r>
+          </w:p>
+        </w:tc>
+      </w:tr>
+      <w:tr>
+        <w:trPr>
+          <w:cantSplit/>
+        </w:trPr>
+        <w:tc>
+          <w:tcPr>
+            <w:tcW w:type="dxa" w:w="2200"/>
+            <w:shd w:fill="F7F7F5" w:color="auto" w:val="clear"/>
+            <w:tcMar>
+              <w:top w:type="dxa" w:w="80"/>
+              <w:left w:type="dxa" w:w="120"/>
+              <w:bottom w:type="dxa" w:w="80"/>
+              <w:right w:type="dxa" w:w="120"/>
+            </w:tcMar>
+          </w:tcPr>
+          <w:p>
+            <w:r>
+              <w:rPr>
+                <w:b/>
+                <w:bCs/>
+                <w:color w:val="0B0B0B"/>
+                <w:sz w:val="19"/>
+                <w:szCs w:val="19"/>
+              </w:rPr>
+              <w:t xml:space="preserve">Scout</w:t>
+            </w:r>
+          </w:p>
+        </w:tc>
+        <w:tc>
+          <w:tcPr>
+            <w:tcW w:type="dxa" w:w="7880"/>
+            <w:shd w:fill="F7F7F5" w:color="auto" w:val="clear"/>
+            <w:tcMar>
+              <w:top w:type="dxa" w:w="80"/>
+              <w:left w:type="dxa" w:w="120"/>
+              <w:bottom w:type="dxa" w:w="80"/>
+              <w:right w:type="dxa" w:w="120"/>
+            </w:tcMar>
+          </w:tcPr>
+          <w:p>
+            <w:r>
+              <w:rPr>
+                <w:color w:val="52514E"/>
+                <w:sz w:val="19"/>
+                <w:szCs w:val="19"/>
+              </w:rPr>
+              <w:t xml:space="preserve">A rope · a knife · a lantern · a water bottle</w:t>
+            </w:r>
+          </w:p>
+        </w:tc>
+      </w:tr>
+    </w:tbl>
+    <w:p>
+      <w:pPr>
+        <w:spacing w:after="140"/>
+      </w:pPr>
+    </w:p>
+    <w:tbl>
+      <w:tblPr>
+        <w:tblW w:type="dxa" w:w="10080"/>
+        <w:tblBorders>
+          <w:top w:val="single" w:color="2A78D6" w:sz="6"/>
+          <w:left w:val="single" w:color="2A78D6" w:sz="6"/>
+          <w:bottom w:val="single" w:color="2A78D6" w:sz="6"/>
+          <w:right w:val="single" w:color="2A78D6" w:sz="6"/>
+          <w:insideH w:val="none" w:color="FFFFFF" w:sz="0"/>
+          <w:insideV w:val="none" w:color="FFFFFF" w:sz="0"/>
+        </w:tblBorders>
+      </w:tblPr>
+      <w:tblGrid>
+        <w:gridCol w:w="10080"/>
+      </w:tblGrid>
+      <w:tr>
+        <w:trPr>
+          <w:cantSplit/>
+        </w:trPr>
+        <w:tc>
+          <w:tcPr>
+            <w:tcW w:type="dxa" w:w="10080"/>
+            <w:shd w:fill="F2F2F0" w:color="auto" w:val="clear"/>
+            <w:tcMar>
+              <w:top w:type="dxa" w:w="140"/>
+              <w:left w:type="dxa" w:w="200"/>
+              <w:bottom w:type="dxa" w:w="140"/>
+              <w:right w:type="dxa" w:w="200"/>
+            </w:tcMar>
+          </w:tcPr>
+          <w:p>
+            <w:pPr>
+              <w:spacing w:after="60"/>
+            </w:pPr>
+            <w:r>
+              <w:rPr>
+                <w:b/>
+                <w:bCs/>
+                <w:color w:val="2A78D6"/>
+                <w:spacing w:val="15"/>
+                <w:sz w:val="18"/>
+                <w:szCs w:val="18"/>
+              </w:rPr>
+              <w:t xml:space="preserve">THE QUESTION EVERY KIT IS HIDING</w:t>
+            </w:r>
+          </w:p>
+          <w:p>
+            <w:r>
+              <w:rPr>
+                <w:color w:val="0B0B0B"/>
+                <w:sz w:val="20"/>
+                <w:szCs w:val="20"/>
+              </w:rPr>
+              <w:t xml:space="preserve">One item in most </w:t>
+            </w:r>
+            <w:r>
+              <w:rPr>
+                <w:b/>
+                <w:bCs/>
+                <w:color w:val="2A78D6"/>
+                <w:sz w:val="20"/>
+                <w:szCs w:val="20"/>
+              </w:rPr>
+              <w:t xml:space="preserve">Kits</w:t>
+            </w:r>
+            <w:r>
+              <w:rPr>
+                <w:color w:val="0B0B0B"/>
+                <w:sz w:val="20"/>
+                <w:szCs w:val="20"/>
+              </w:rPr>
+              <w:t xml:space="preserve"> is there to be asked about. Who is the letter addressed to? Whose name did you write down? What does the key open? Your GM does not know yet either — and the moment you ask, the campaign owes you both an answer.</w:t>
+            </w:r>
+          </w:p>
+        </w:tc>
+      </w:tr>
+    </w:tbl>
+    <w:p>
+      <w:r>
+        <w:br w:type="page"/>
+      </w:r>
+    </w:p>
+    <w:p>
+      <w:pPr>
         <w:spacing w:after="40"/>
       </w:pPr>
       <w:r>
@@ -30135,7 +30955,7 @@
                 <w:sz w:val="19"/>
                 <w:szCs w:val="19"/>
               </w:rPr>
-              <w:t xml:space="preserve">O ponto de gramática que você está estudando esta semana. É só seu. Use bem numa cena e você ganha um </w:t>
+              <w:t xml:space="preserve">O ponto de gramática que você está estudando esta semana. É só seu. Tente usar numa cena e você ganha um </w:t>
             </w:r>
             <w:r>
               <w:rPr>
@@ -30153,7 +30973,7 @@
                 <w:sz w:val="19"/>
                 <w:szCs w:val="19"/>
               </w:rPr>
-              <w:t xml:space="preserve">.</w:t>
+              <w:t xml:space="preserve"> — mesmo que saia torto.</w:t>
             </w:r>
           </w:p>
         </w:tc>
@@ -30204,7 +31024,7 @@
                 <w:sz w:val="19"/>
                 <w:szCs w:val="19"/>
               </w:rPr>
-              <w:t xml:space="preserve">Ganho quando você acerta o seu </w:t>
+              <w:t xml:space="preserve">Uma rerrolagem. Ganha três coisas: lição de casa feita, </w:t>
             </w:r>
             <w:r>
               <w:rPr>
@@ -30222,7 +31042,7 @@
                 <w:sz w:val="19"/>
                 <w:szCs w:val="19"/>
               </w:rPr>
-              <w:t xml:space="preserve"> em cena. Gasta para rolar 2d6 de novo.</w:t>
+              <w:t xml:space="preserve"> tentado em cena, apresentação dada. Contados no fim da sessão e gastos na SESSÃO SEGUINTE. Paga-se pela tentativa, não pelo acerto.</w:t>
             </w:r>
           </w:p>
         </w:tc>
@@ -30273,7 +31093,7 @@
                 <w:sz w:val="19"/>
                 <w:szCs w:val="19"/>
               </w:rPr>
-              <w:t xml:space="preserve">Compra espaço na cena para você. Zera a cada sessão — não acumula.</w:t>
+              <w:t xml:space="preserve">Três por sessão, um por cena. Compra espaço na cena para você. Dá para passar um a outro aluno, dizendo em inglês por quê. Zera a cada sessão — não acumula.</w:t>
             </w:r>
           </w:p>
         </w:tc>
@@ -30375,7 +31195,7 @@
                 <w:sz w:val="19"/>
                 <w:szCs w:val="19"/>
               </w:rPr>
-              <w:t xml:space="preserve">Seis espaços para o que você pegar pelo caminho. Cheio, tem que largar algo para pegar outra coisa.</w:t>
+              <w:t xml:space="preserve">Seis espaços para o que você pegar pelo caminho. Cheio, tem que dizer em inglês o que larga para pegar outra coisa.</w:t>
             </w:r>
           </w:p>
         </w:tc>
@@ -30404,7 +31224,7 @@
                 <w:sz w:val="19"/>
                 <w:szCs w:val="19"/>
               </w:rPr>
-              <w:t xml:space="preserve">Boon</w:t>
+              <w:t xml:space="preserve">Dinheiro</w:t>
             </w:r>
           </w:p>
         </w:tc>
@@ -30426,25 +31246,7 @@
                 <w:sz w:val="19"/>
                 <w:szCs w:val="19"/>
               </w:rPr>
-              <w:t xml:space="preserve">Recompensa de </w:t>
-            </w:r>
-            <w:r>
-              <w:rPr>
-                <w:b/>
-                <w:bCs/>
-                <w:color w:val="2A78D6"/>
-                <w:sz w:val="19"/>
-                <w:szCs w:val="19"/>
-              </w:rPr>
-              <w:t xml:space="preserve">Growth Moment</w:t>
-            </w:r>
-            <w:r>
-              <w:rPr>
-                <w:color w:val="52514E"/>
-                <w:sz w:val="19"/>
-                <w:szCs w:val="19"/>
-              </w:rPr>
-              <w:t xml:space="preserve">. Abre porta na história — nunca dá bônus no dado.</w:t>
+              <w:t xml:space="preserve">Coin · handful · bag · chest. Dez de um faz um do seguinte. Você começa com três handfuls.</w:t>
             </w:r>
           </w:p>
         </w:tc>
@@ -30473,7 +31275,7 @@
                 <w:sz w:val="19"/>
                 <w:szCs w:val="19"/>
               </w:rPr>
-              <w:t xml:space="preserve">Growth Level</w:t>
+              <w:t xml:space="preserve">Boon</w:t>
             </w:r>
           </w:p>
         </w:tc>
@@ -30481,6 +31283,75 @@
           <w:tcPr>
             <w:tcW w:type="dxa" w:w="7480"/>
             <w:shd w:fill="FFFFFF" w:color="auto" w:val="clear"/>
+            <w:tcMar>
+              <w:top w:type="dxa" w:w="80"/>
+              <w:left w:type="dxa" w:w="120"/>
+              <w:bottom w:type="dxa" w:w="80"/>
+              <w:right w:type="dxa" w:w="120"/>
+            </w:tcMar>
+          </w:tcPr>
+          <w:p>
+            <w:r>
+              <w:rPr>
+                <w:color w:val="52514E"/>
+                <w:sz w:val="19"/>
+                <w:szCs w:val="19"/>
+              </w:rPr>
+              <w:t xml:space="preserve">Recompensa de </w:t>
+            </w:r>
+            <w:r>
+              <w:rPr>
+                <w:b/>
+                <w:bCs/>
+                <w:color w:val="2A78D6"/>
+                <w:sz w:val="19"/>
+                <w:szCs w:val="19"/>
+              </w:rPr>
+              <w:t xml:space="preserve">Growth Moment</w:t>
+            </w:r>
+            <w:r>
+              <w:rPr>
+                <w:color w:val="52514E"/>
+                <w:sz w:val="19"/>
+                <w:szCs w:val="19"/>
+              </w:rPr>
+              <w:t xml:space="preserve">. Abre porta na história — nunca dá bônus no dado.</w:t>
+            </w:r>
+          </w:p>
+        </w:tc>
+      </w:tr>
+      <w:tr>
+        <w:trPr>
+          <w:cantSplit/>
+        </w:trPr>
+        <w:tc>
+          <w:tcPr>
+            <w:tcW w:type="dxa" w:w="2600"/>
+            <w:shd w:fill="F7F7F5" w:color="auto" w:val="clear"/>
+            <w:tcMar>
+              <w:top w:type="dxa" w:w="80"/>
+              <w:left w:type="dxa" w:w="120"/>
+              <w:bottom w:type="dxa" w:w="80"/>
+              <w:right w:type="dxa" w:w="120"/>
+            </w:tcMar>
+          </w:tcPr>
+          <w:p>
+            <w:r>
+              <w:rPr>
+                <w:b/>
+                <w:bCs/>
+                <w:color w:val="0B0B0B"/>
+                <w:sz w:val="19"/>
+                <w:szCs w:val="19"/>
+              </w:rPr>
+              <w:t xml:space="preserve">Growth Level</w:t>
+            </w:r>
+          </w:p>
+        </w:tc>
+        <w:tc>
+          <w:tcPr>
+            <w:tcW w:type="dxa" w:w="7480"/>
+            <w:shd w:fill="F7F7F5" w:color="auto" w:val="clear"/>
             <w:tcMar>
               <w:top w:type="dxa" w:w="80"/>
               <w:left w:type="dxa" w:w="120"/>
@@ -31058,9 +31929,22 @@
       <w:pBdr>
         <w:top w:val="single" w:color="2A78D6" w:sz="6" w:space="6"/>
       </w:pBdr>
+      <w:tabs>
+        <w:tab w:val="right" w:pos="10080"/>
+      </w:tabs>
       <w:spacing w:before="120"/>
-      <w:jc w:val="right"/>
     </w:pPr>
+    <w:r>
+      <w:rPr>
+        <w:color w:val="898781"/>
+        <w:sz w:val="15"/>
+        <w:szCs w:val="15"/>
+      </w:rPr>
+      <w:t xml:space="preserve">Ludus · Player's Guide · v2.0 · September 2026</w:t>
+    </w:r>
+    <w:r>
+      <w:t xml:space="preserve">	</w:t>
+    </w:r>
     <w:r>
       <w:rPr>
         <w:b/>
